--- a/documents/report.docx
+++ b/documents/report.docx
@@ -125,7 +125,7 @@
           <w:noProof w:val="0"/>
           <w:lang w:val="en-GB"/>
         </w:rPr>
-        <w:t>40</w:t>
+        <w:t>31</w:t>
       </w:r>
     </w:p>
     <w:p>
@@ -180,31 +180,229 @@
           <w:b/>
           <w:bCs/>
         </w:rPr>
-        <w:t xml:space="preserve"> All of these options were provided with both text and graph visualisations.</w:t>
-      </w:r>
+        <w:t xml:space="preserve"> </w:t>
+      </w:r>
+      <w:proofErr w:type="gramStart"/>
       <w:r>
         <w:rPr>
           <w:rFonts w:eastAsia="MS Mincho"/>
           <w:b/>
           <w:bCs/>
         </w:rPr>
-        <w:t xml:space="preserve"> The project gave insight into which feature groups were the most useful in mapping similarity across the MIDI dataset as well as produce a tool which to current knowledge has not yet been publicly available.</w:t>
-      </w:r>
-    </w:p>
-    <w:p>
-      <w:pPr>
-        <w:jc w:val="left"/>
+        <w:t>All of</w:t>
+      </w:r>
+      <w:proofErr w:type="gramEnd"/>
+      <w:r>
         <w:rPr>
           <w:rFonts w:eastAsia="MS Mincho"/>
           <w:b/>
           <w:bCs/>
         </w:rPr>
-      </w:pPr>
+        <w:t xml:space="preserve"> these options were provided with both text and graph visualisations.</w:t>
+      </w:r>
       <w:r>
         <w:rPr>
           <w:rFonts w:eastAsia="MS Mincho"/>
           <w:b/>
           <w:bCs/>
+        </w:rPr>
+        <w:t xml:space="preserve"> </w:t>
+      </w:r>
+      <w:r>
+        <w:rPr>
+          <w:rFonts w:eastAsia="MS Mincho"/>
+          <w:b/>
+          <w:bCs/>
+        </w:rPr>
+        <w:t xml:space="preserve">The </w:t>
+      </w:r>
+      <w:r>
+        <w:rPr>
+          <w:rFonts w:eastAsia="MS Mincho"/>
+          <w:b/>
+          <w:bCs/>
+        </w:rPr>
+        <w:t xml:space="preserve">tool </w:t>
+      </w:r>
+      <w:r>
+        <w:rPr>
+          <w:rFonts w:eastAsia="MS Mincho"/>
+          <w:b/>
+          <w:bCs/>
+        </w:rPr>
+        <w:t xml:space="preserve">produced bridges a gap </w:t>
+      </w:r>
+      <w:r>
+        <w:rPr>
+          <w:rFonts w:eastAsia="MS Mincho"/>
+          <w:b/>
+          <w:bCs/>
+        </w:rPr>
+        <w:t>wh</w:t>
+      </w:r>
+      <w:r>
+        <w:rPr>
+          <w:rFonts w:eastAsia="MS Mincho"/>
+          <w:b/>
+          <w:bCs/>
+        </w:rPr>
+        <w:t xml:space="preserve">ere, </w:t>
+      </w:r>
+      <w:r>
+        <w:rPr>
+          <w:rFonts w:eastAsia="MS Mincho"/>
+          <w:b/>
+          <w:bCs/>
+        </w:rPr>
+        <w:t xml:space="preserve">to current </w:t>
+      </w:r>
+      <w:r>
+        <w:rPr>
+          <w:rFonts w:eastAsia="MS Mincho"/>
+          <w:b/>
+          <w:bCs/>
+        </w:rPr>
+        <w:t>knowledge</w:t>
+      </w:r>
+      <w:r>
+        <w:rPr>
+          <w:rFonts w:eastAsia="MS Mincho"/>
+          <w:b/>
+          <w:bCs/>
+        </w:rPr>
+        <w:t>,</w:t>
+      </w:r>
+      <w:r>
+        <w:rPr>
+          <w:rFonts w:eastAsia="MS Mincho"/>
+          <w:b/>
+          <w:bCs/>
+        </w:rPr>
+        <w:t xml:space="preserve"> </w:t>
+      </w:r>
+      <w:r>
+        <w:rPr>
+          <w:rFonts w:eastAsia="MS Mincho"/>
+          <w:b/>
+          <w:bCs/>
+        </w:rPr>
+        <w:t>no</w:t>
+      </w:r>
+      <w:r>
+        <w:rPr>
+          <w:rFonts w:eastAsia="MS Mincho"/>
+          <w:b/>
+          <w:bCs/>
+        </w:rPr>
+        <w:t xml:space="preserve"> such similarity mapping is</w:t>
+      </w:r>
+      <w:r>
+        <w:rPr>
+          <w:rFonts w:eastAsia="MS Mincho"/>
+          <w:b/>
+          <w:bCs/>
+        </w:rPr>
+        <w:t xml:space="preserve"> yet </w:t>
+      </w:r>
+      <w:r>
+        <w:rPr>
+          <w:rFonts w:eastAsia="MS Mincho"/>
+          <w:b/>
+          <w:bCs/>
+        </w:rPr>
+        <w:t>available publicly</w:t>
+      </w:r>
+      <w:r>
+        <w:rPr>
+          <w:rFonts w:eastAsia="MS Mincho"/>
+          <w:b/>
+          <w:bCs/>
+        </w:rPr>
+        <w:t>.</w:t>
+      </w:r>
+    </w:p>
+    <w:p>
+      <w:pPr>
+        <w:jc w:val="left"/>
+        <w:rPr>
+          <w:rFonts w:eastAsia="MS Mincho"/>
+          <w:b/>
+          <w:bCs/>
+        </w:rPr>
+      </w:pPr>
+    </w:p>
+    <w:p>
+      <w:pPr>
+        <w:jc w:val="left"/>
+        <w:rPr>
+          <w:rFonts w:eastAsia="MS Mincho"/>
+          <w:b/>
+          <w:bCs/>
+          <w:i/>
+          <w:iCs/>
+          <w:sz w:val="22"/>
+          <w:szCs w:val="22"/>
+          <w:u w:val="single"/>
+        </w:rPr>
+      </w:pPr>
+      <w:r>
+        <w:rPr>
+          <w:rFonts w:eastAsia="MS Mincho"/>
+          <w:b/>
+          <w:bCs/>
+          <w:i/>
+          <w:iCs/>
+          <w:sz w:val="22"/>
+          <w:szCs w:val="22"/>
+          <w:u w:val="single"/>
+        </w:rPr>
+        <w:t>Project Repository:</w:t>
+      </w:r>
+    </w:p>
+    <w:p>
+      <w:pPr>
+        <w:jc w:val="left"/>
+        <w:rPr>
+          <w:rFonts w:eastAsia="MS Mincho"/>
+          <w:b/>
+          <w:bCs/>
+          <w:i/>
+          <w:iCs/>
+          <w:sz w:val="22"/>
+          <w:szCs w:val="22"/>
+          <w:u w:val="single"/>
+        </w:rPr>
+      </w:pPr>
+      <w:hyperlink r:id="rId12" w:history="1">
+        <w:proofErr w:type="spellStart"/>
+        <w:r>
+          <w:rPr>
+            <w:rStyle w:val="Hyperlink"/>
+            <w:b/>
+            <w:bCs/>
+          </w:rPr>
+          <w:t>DanielSeanBrown</w:t>
+        </w:r>
+        <w:proofErr w:type="spellEnd"/>
+        <w:r>
+          <w:rPr>
+            <w:rStyle w:val="Hyperlink"/>
+            <w:b/>
+            <w:bCs/>
+          </w:rPr>
+          <w:t>/music-representation-learning</w:t>
+        </w:r>
+      </w:hyperlink>
+      <w:r>
+        <w:rPr>
+          <w:rFonts w:eastAsia="MS Mincho"/>
+          <w:b/>
+          <w:bCs/>
+          <w:i/>
+          <w:iCs/>
+          <w:sz w:val="22"/>
+          <w:szCs w:val="22"/>
+          <w:u w:val="single"/>
         </w:rPr>
         <w:br w:type="page"/>
       </w:r>
@@ -278,7 +476,7 @@
           <w:r>
             <w:fldChar w:fldCharType="separate"/>
           </w:r>
-          <w:hyperlink w:anchor="_Toc239170587" w:history="1">
+          <w:hyperlink w:anchor="_Toc239268834" w:history="1">
             <w:r>
               <w:rPr>
                 <w:rStyle w:val="Hyperlink"/>
@@ -324,7 +522,7 @@
                 <w:noProof/>
                 <w:webHidden/>
               </w:rPr>
-              <w:instrText xml:space="preserve"> PAGEREF _Toc239170587 \h </w:instrText>
+              <w:instrText xml:space="preserve"> PAGEREF _Toc239268834 \h </w:instrText>
             </w:r>
             <w:r>
               <w:rPr>
@@ -372,7 +570,7 @@
               <w14:ligatures w14:val="standardContextual"/>
             </w:rPr>
           </w:pPr>
-          <w:hyperlink w:anchor="_Toc239170588" w:history="1">
+          <w:hyperlink w:anchor="_Toc239268835" w:history="1">
             <w:r>
               <w:rPr>
                 <w:rStyle w:val="Hyperlink"/>
@@ -418,7 +616,7 @@
                 <w:noProof/>
                 <w:webHidden/>
               </w:rPr>
-              <w:instrText xml:space="preserve"> PAGEREF _Toc239170588 \h </w:instrText>
+              <w:instrText xml:space="preserve"> PAGEREF _Toc239268835 \h </w:instrText>
             </w:r>
             <w:r>
               <w:rPr>
@@ -466,7 +664,7 @@
               <w14:ligatures w14:val="standardContextual"/>
             </w:rPr>
           </w:pPr>
-          <w:hyperlink w:anchor="_Toc239170589" w:history="1">
+          <w:hyperlink w:anchor="_Toc239268836" w:history="1">
             <w:r>
               <w:rPr>
                 <w:rStyle w:val="Hyperlink"/>
@@ -512,7 +710,7 @@
                 <w:noProof/>
                 <w:webHidden/>
               </w:rPr>
-              <w:instrText xml:space="preserve"> PAGEREF _Toc239170589 \h </w:instrText>
+              <w:instrText xml:space="preserve"> PAGEREF _Toc239268836 \h </w:instrText>
             </w:r>
             <w:r>
               <w:rPr>
@@ -560,7 +758,7 @@
               <w14:ligatures w14:val="standardContextual"/>
             </w:rPr>
           </w:pPr>
-          <w:hyperlink w:anchor="_Toc239170590" w:history="1">
+          <w:hyperlink w:anchor="_Toc239268837" w:history="1">
             <w:r>
               <w:rPr>
                 <w:rStyle w:val="Hyperlink"/>
@@ -606,7 +804,7 @@
                 <w:noProof/>
                 <w:webHidden/>
               </w:rPr>
-              <w:instrText xml:space="preserve"> PAGEREF _Toc239170590 \h </w:instrText>
+              <w:instrText xml:space="preserve"> PAGEREF _Toc239268837 \h </w:instrText>
             </w:r>
             <w:r>
               <w:rPr>
@@ -654,7 +852,7 @@
               <w14:ligatures w14:val="standardContextual"/>
             </w:rPr>
           </w:pPr>
-          <w:hyperlink w:anchor="_Toc239170591" w:history="1">
+          <w:hyperlink w:anchor="_Toc239268838" w:history="1">
             <w:r>
               <w:rPr>
                 <w:rStyle w:val="Hyperlink"/>
@@ -700,7 +898,7 @@
                 <w:noProof/>
                 <w:webHidden/>
               </w:rPr>
-              <w:instrText xml:space="preserve"> PAGEREF _Toc239170591 \h </w:instrText>
+              <w:instrText xml:space="preserve"> PAGEREF _Toc239268838 \h </w:instrText>
             </w:r>
             <w:r>
               <w:rPr>
@@ -748,7 +946,7 @@
               <w14:ligatures w14:val="standardContextual"/>
             </w:rPr>
           </w:pPr>
-          <w:hyperlink w:anchor="_Toc239170592" w:history="1">
+          <w:hyperlink w:anchor="_Toc239268839" w:history="1">
             <w:r>
               <w:rPr>
                 <w:rStyle w:val="Hyperlink"/>
@@ -794,7 +992,7 @@
                 <w:noProof/>
                 <w:webHidden/>
               </w:rPr>
-              <w:instrText xml:space="preserve"> PAGEREF _Toc239170592 \h </w:instrText>
+              <w:instrText xml:space="preserve"> PAGEREF _Toc239268839 \h </w:instrText>
             </w:r>
             <w:r>
               <w:rPr>
@@ -842,7 +1040,7 @@
               <w14:ligatures w14:val="standardContextual"/>
             </w:rPr>
           </w:pPr>
-          <w:hyperlink w:anchor="_Toc239170593" w:history="1">
+          <w:hyperlink w:anchor="_Toc239268840" w:history="1">
             <w:r>
               <w:rPr>
                 <w:rStyle w:val="Hyperlink"/>
@@ -888,7 +1086,7 @@
                 <w:noProof/>
                 <w:webHidden/>
               </w:rPr>
-              <w:instrText xml:space="preserve"> PAGEREF _Toc239170593 \h </w:instrText>
+              <w:instrText xml:space="preserve"> PAGEREF _Toc239268840 \h </w:instrText>
             </w:r>
             <w:r>
               <w:rPr>
@@ -936,7 +1134,7 @@
               <w14:ligatures w14:val="standardContextual"/>
             </w:rPr>
           </w:pPr>
-          <w:hyperlink w:anchor="_Toc239170594" w:history="1">
+          <w:hyperlink w:anchor="_Toc239268841" w:history="1">
             <w:r>
               <w:rPr>
                 <w:rStyle w:val="Hyperlink"/>
@@ -982,7 +1180,7 @@
                 <w:noProof/>
                 <w:webHidden/>
               </w:rPr>
-              <w:instrText xml:space="preserve"> PAGEREF _Toc239170594 \h </w:instrText>
+              <w:instrText xml:space="preserve"> PAGEREF _Toc239268841 \h </w:instrText>
             </w:r>
             <w:r>
               <w:rPr>
@@ -1030,7 +1228,7 @@
               <w14:ligatures w14:val="standardContextual"/>
             </w:rPr>
           </w:pPr>
-          <w:hyperlink w:anchor="_Toc239170595" w:history="1">
+          <w:hyperlink w:anchor="_Toc239268842" w:history="1">
             <w:r>
               <w:rPr>
                 <w:rStyle w:val="Hyperlink"/>
@@ -1076,7 +1274,7 @@
                 <w:noProof/>
                 <w:webHidden/>
               </w:rPr>
-              <w:instrText xml:space="preserve"> PAGEREF _Toc239170595 \h </w:instrText>
+              <w:instrText xml:space="preserve"> PAGEREF _Toc239268842 \h </w:instrText>
             </w:r>
             <w:r>
               <w:rPr>
@@ -1124,7 +1322,7 @@
               <w14:ligatures w14:val="standardContextual"/>
             </w:rPr>
           </w:pPr>
-          <w:hyperlink w:anchor="_Toc239170596" w:history="1">
+          <w:hyperlink w:anchor="_Toc239268843" w:history="1">
             <w:r>
               <w:rPr>
                 <w:rStyle w:val="Hyperlink"/>
@@ -1170,7 +1368,7 @@
                 <w:noProof/>
                 <w:webHidden/>
               </w:rPr>
-              <w:instrText xml:space="preserve"> PAGEREF _Toc239170596 \h </w:instrText>
+              <w:instrText xml:space="preserve"> PAGEREF _Toc239268843 \h </w:instrText>
             </w:r>
             <w:r>
               <w:rPr>
@@ -1218,7 +1416,7 @@
               <w14:ligatures w14:val="standardContextual"/>
             </w:rPr>
           </w:pPr>
-          <w:hyperlink w:anchor="_Toc239170597" w:history="1">
+          <w:hyperlink w:anchor="_Toc239268844" w:history="1">
             <w:r>
               <w:rPr>
                 <w:rStyle w:val="Hyperlink"/>
@@ -1264,7 +1462,7 @@
                 <w:noProof/>
                 <w:webHidden/>
               </w:rPr>
-              <w:instrText xml:space="preserve"> PAGEREF _Toc239170597 \h </w:instrText>
+              <w:instrText xml:space="preserve"> PAGEREF _Toc239268844 \h </w:instrText>
             </w:r>
             <w:r>
               <w:rPr>
@@ -1312,7 +1510,7 @@
               <w14:ligatures w14:val="standardContextual"/>
             </w:rPr>
           </w:pPr>
-          <w:hyperlink w:anchor="_Toc239170598" w:history="1">
+          <w:hyperlink w:anchor="_Toc239268845" w:history="1">
             <w:r>
               <w:rPr>
                 <w:rStyle w:val="Hyperlink"/>
@@ -1358,7 +1556,7 @@
                 <w:noProof/>
                 <w:webHidden/>
               </w:rPr>
-              <w:instrText xml:space="preserve"> PAGEREF _Toc239170598 \h </w:instrText>
+              <w:instrText xml:space="preserve"> PAGEREF _Toc239268845 \h </w:instrText>
             </w:r>
             <w:r>
               <w:rPr>
@@ -1406,7 +1604,7 @@
               <w14:ligatures w14:val="standardContextual"/>
             </w:rPr>
           </w:pPr>
-          <w:hyperlink w:anchor="_Toc239170599" w:history="1">
+          <w:hyperlink w:anchor="_Toc239268846" w:history="1">
             <w:r>
               <w:rPr>
                 <w:rStyle w:val="Hyperlink"/>
@@ -1452,7 +1650,7 @@
                 <w:noProof/>
                 <w:webHidden/>
               </w:rPr>
-              <w:instrText xml:space="preserve"> PAGEREF _Toc239170599 \h </w:instrText>
+              <w:instrText xml:space="preserve"> PAGEREF _Toc239268846 \h </w:instrText>
             </w:r>
             <w:r>
               <w:rPr>
@@ -1500,7 +1698,7 @@
               <w14:ligatures w14:val="standardContextual"/>
             </w:rPr>
           </w:pPr>
-          <w:hyperlink w:anchor="_Toc239170600" w:history="1">
+          <w:hyperlink w:anchor="_Toc239268847" w:history="1">
             <w:r>
               <w:rPr>
                 <w:rStyle w:val="Hyperlink"/>
@@ -1546,7 +1744,7 @@
                 <w:noProof/>
                 <w:webHidden/>
               </w:rPr>
-              <w:instrText xml:space="preserve"> PAGEREF _Toc239170600 \h </w:instrText>
+              <w:instrText xml:space="preserve"> PAGEREF _Toc239268847 \h </w:instrText>
             </w:r>
             <w:r>
               <w:rPr>
@@ -1594,7 +1792,7 @@
               <w14:ligatures w14:val="standardContextual"/>
             </w:rPr>
           </w:pPr>
-          <w:hyperlink w:anchor="_Toc239170601" w:history="1">
+          <w:hyperlink w:anchor="_Toc239268848" w:history="1">
             <w:r>
               <w:rPr>
                 <w:rStyle w:val="Hyperlink"/>
@@ -1640,7 +1838,7 @@
                 <w:noProof/>
                 <w:webHidden/>
               </w:rPr>
-              <w:instrText xml:space="preserve"> PAGEREF _Toc239170601 \h </w:instrText>
+              <w:instrText xml:space="preserve"> PAGEREF _Toc239268848 \h </w:instrText>
             </w:r>
             <w:r>
               <w:rPr>
@@ -1688,7 +1886,7 @@
               <w14:ligatures w14:val="standardContextual"/>
             </w:rPr>
           </w:pPr>
-          <w:hyperlink w:anchor="_Toc239170602" w:history="1">
+          <w:hyperlink w:anchor="_Toc239268849" w:history="1">
             <w:r>
               <w:rPr>
                 <w:rStyle w:val="Hyperlink"/>
@@ -1734,7 +1932,7 @@
                 <w:noProof/>
                 <w:webHidden/>
               </w:rPr>
-              <w:instrText xml:space="preserve"> PAGEREF _Toc239170602 \h </w:instrText>
+              <w:instrText xml:space="preserve"> PAGEREF _Toc239268849 \h </w:instrText>
             </w:r>
             <w:r>
               <w:rPr>
@@ -1782,7 +1980,7 @@
               <w14:ligatures w14:val="standardContextual"/>
             </w:rPr>
           </w:pPr>
-          <w:hyperlink w:anchor="_Toc239170603" w:history="1">
+          <w:hyperlink w:anchor="_Toc239268850" w:history="1">
             <w:r>
               <w:rPr>
                 <w:rStyle w:val="Hyperlink"/>
@@ -1828,7 +2026,7 @@
                 <w:noProof/>
                 <w:webHidden/>
               </w:rPr>
-              <w:instrText xml:space="preserve"> PAGEREF _Toc239170603 \h </w:instrText>
+              <w:instrText xml:space="preserve"> PAGEREF _Toc239268850 \h </w:instrText>
             </w:r>
             <w:r>
               <w:rPr>
@@ -1876,7 +2074,7 @@
               <w14:ligatures w14:val="standardContextual"/>
             </w:rPr>
           </w:pPr>
-          <w:hyperlink w:anchor="_Toc239170604" w:history="1">
+          <w:hyperlink w:anchor="_Toc239268851" w:history="1">
             <w:r>
               <w:rPr>
                 <w:rStyle w:val="Hyperlink"/>
@@ -1922,7 +2120,7 @@
                 <w:noProof/>
                 <w:webHidden/>
               </w:rPr>
-              <w:instrText xml:space="preserve"> PAGEREF _Toc239170604 \h </w:instrText>
+              <w:instrText xml:space="preserve"> PAGEREF _Toc239268851 \h </w:instrText>
             </w:r>
             <w:r>
               <w:rPr>
@@ -1970,7 +2168,7 @@
               <w14:ligatures w14:val="standardContextual"/>
             </w:rPr>
           </w:pPr>
-          <w:hyperlink w:anchor="_Toc239170605" w:history="1">
+          <w:hyperlink w:anchor="_Toc239268852" w:history="1">
             <w:r>
               <w:rPr>
                 <w:rStyle w:val="Hyperlink"/>
@@ -2016,7 +2214,7 @@
                 <w:noProof/>
                 <w:webHidden/>
               </w:rPr>
-              <w:instrText xml:space="preserve"> PAGEREF _Toc239170605 \h </w:instrText>
+              <w:instrText xml:space="preserve"> PAGEREF _Toc239268852 \h </w:instrText>
             </w:r>
             <w:r>
               <w:rPr>
@@ -2064,7 +2262,7 @@
               <w14:ligatures w14:val="standardContextual"/>
             </w:rPr>
           </w:pPr>
-          <w:hyperlink w:anchor="_Toc239170606" w:history="1">
+          <w:hyperlink w:anchor="_Toc239268853" w:history="1">
             <w:r>
               <w:rPr>
                 <w:rStyle w:val="Hyperlink"/>
@@ -2110,7 +2308,7 @@
                 <w:noProof/>
                 <w:webHidden/>
               </w:rPr>
-              <w:instrText xml:space="preserve"> PAGEREF _Toc239170606 \h </w:instrText>
+              <w:instrText xml:space="preserve"> PAGEREF _Toc239268853 \h </w:instrText>
             </w:r>
             <w:r>
               <w:rPr>
@@ -2158,7 +2356,7 @@
               <w14:ligatures w14:val="standardContextual"/>
             </w:rPr>
           </w:pPr>
-          <w:hyperlink w:anchor="_Toc239170607" w:history="1">
+          <w:hyperlink w:anchor="_Toc239268854" w:history="1">
             <w:r>
               <w:rPr>
                 <w:rStyle w:val="Hyperlink"/>
@@ -2204,7 +2402,7 @@
                 <w:noProof/>
                 <w:webHidden/>
               </w:rPr>
-              <w:instrText xml:space="preserve"> PAGEREF _Toc239170607 \h </w:instrText>
+              <w:instrText xml:space="preserve"> PAGEREF _Toc239268854 \h </w:instrText>
             </w:r>
             <w:r>
               <w:rPr>
@@ -2252,7 +2450,7 @@
               <w14:ligatures w14:val="standardContextual"/>
             </w:rPr>
           </w:pPr>
-          <w:hyperlink w:anchor="_Toc239170608" w:history="1">
+          <w:hyperlink w:anchor="_Toc239268855" w:history="1">
             <w:r>
               <w:rPr>
                 <w:rStyle w:val="Hyperlink"/>
@@ -2298,7 +2496,7 @@
                 <w:noProof/>
                 <w:webHidden/>
               </w:rPr>
-              <w:instrText xml:space="preserve"> PAGEREF _Toc239170608 \h </w:instrText>
+              <w:instrText xml:space="preserve"> PAGEREF _Toc239268855 \h </w:instrText>
             </w:r>
             <w:r>
               <w:rPr>
@@ -2346,7 +2544,7 @@
               <w14:ligatures w14:val="standardContextual"/>
             </w:rPr>
           </w:pPr>
-          <w:hyperlink w:anchor="_Toc239170609" w:history="1">
+          <w:hyperlink w:anchor="_Toc239268856" w:history="1">
             <w:r>
               <w:rPr>
                 <w:rStyle w:val="Hyperlink"/>
@@ -2392,7 +2590,7 @@
                 <w:noProof/>
                 <w:webHidden/>
               </w:rPr>
-              <w:instrText xml:space="preserve"> PAGEREF _Toc239170609 \h </w:instrText>
+              <w:instrText xml:space="preserve"> PAGEREF _Toc239268856 \h </w:instrText>
             </w:r>
             <w:r>
               <w:rPr>
@@ -2440,7 +2638,7 @@
               <w14:ligatures w14:val="standardContextual"/>
             </w:rPr>
           </w:pPr>
-          <w:hyperlink w:anchor="_Toc239170610" w:history="1">
+          <w:hyperlink w:anchor="_Toc239268857" w:history="1">
             <w:r>
               <w:rPr>
                 <w:rStyle w:val="Hyperlink"/>
@@ -2486,7 +2684,7 @@
                 <w:noProof/>
                 <w:webHidden/>
               </w:rPr>
-              <w:instrText xml:space="preserve"> PAGEREF _Toc239170610 \h </w:instrText>
+              <w:instrText xml:space="preserve"> PAGEREF _Toc239268857 \h </w:instrText>
             </w:r>
             <w:r>
               <w:rPr>
@@ -2534,7 +2732,7 @@
               <w14:ligatures w14:val="standardContextual"/>
             </w:rPr>
           </w:pPr>
-          <w:hyperlink w:anchor="_Toc239170611" w:history="1">
+          <w:hyperlink w:anchor="_Toc239268858" w:history="1">
             <w:r>
               <w:rPr>
                 <w:rStyle w:val="Hyperlink"/>
@@ -2580,7 +2778,7 @@
                 <w:noProof/>
                 <w:webHidden/>
               </w:rPr>
-              <w:instrText xml:space="preserve"> PAGEREF _Toc239170611 \h </w:instrText>
+              <w:instrText xml:space="preserve"> PAGEREF _Toc239268858 \h </w:instrText>
             </w:r>
             <w:r>
               <w:rPr>
@@ -2628,7 +2826,7 @@
               <w14:ligatures w14:val="standardContextual"/>
             </w:rPr>
           </w:pPr>
-          <w:hyperlink w:anchor="_Toc239170612" w:history="1">
+          <w:hyperlink w:anchor="_Toc239268859" w:history="1">
             <w:r>
               <w:rPr>
                 <w:rStyle w:val="Hyperlink"/>
@@ -2674,7 +2872,7 @@
                 <w:noProof/>
                 <w:webHidden/>
               </w:rPr>
-              <w:instrText xml:space="preserve"> PAGEREF _Toc239170612 \h </w:instrText>
+              <w:instrText xml:space="preserve"> PAGEREF _Toc239268859 \h </w:instrText>
             </w:r>
             <w:r>
               <w:rPr>
@@ -2722,7 +2920,7 @@
               <w14:ligatures w14:val="standardContextual"/>
             </w:rPr>
           </w:pPr>
-          <w:hyperlink w:anchor="_Toc239170613" w:history="1">
+          <w:hyperlink w:anchor="_Toc239268860" w:history="1">
             <w:r>
               <w:rPr>
                 <w:rStyle w:val="Hyperlink"/>
@@ -2768,7 +2966,7 @@
                 <w:noProof/>
                 <w:webHidden/>
               </w:rPr>
-              <w:instrText xml:space="preserve"> PAGEREF _Toc239170613 \h </w:instrText>
+              <w:instrText xml:space="preserve"> PAGEREF _Toc239268860 \h </w:instrText>
             </w:r>
             <w:r>
               <w:rPr>
@@ -2816,7 +3014,7 @@
               <w14:ligatures w14:val="standardContextual"/>
             </w:rPr>
           </w:pPr>
-          <w:hyperlink w:anchor="_Toc239170614" w:history="1">
+          <w:hyperlink w:anchor="_Toc239268861" w:history="1">
             <w:r>
               <w:rPr>
                 <w:rStyle w:val="Hyperlink"/>
@@ -2862,7 +3060,7 @@
                 <w:noProof/>
                 <w:webHidden/>
               </w:rPr>
-              <w:instrText xml:space="preserve"> PAGEREF _Toc239170614 \h </w:instrText>
+              <w:instrText xml:space="preserve"> PAGEREF _Toc239268861 \h </w:instrText>
             </w:r>
             <w:r>
               <w:rPr>
@@ -2910,7 +3108,7 @@
               <w14:ligatures w14:val="standardContextual"/>
             </w:rPr>
           </w:pPr>
-          <w:hyperlink w:anchor="_Toc239170615" w:history="1">
+          <w:hyperlink w:anchor="_Toc239268862" w:history="1">
             <w:r>
               <w:rPr>
                 <w:rStyle w:val="Hyperlink"/>
@@ -2956,7 +3154,7 @@
                 <w:noProof/>
                 <w:webHidden/>
               </w:rPr>
-              <w:instrText xml:space="preserve"> PAGEREF _Toc239170615 \h </w:instrText>
+              <w:instrText xml:space="preserve"> PAGEREF _Toc239268862 \h </w:instrText>
             </w:r>
             <w:r>
               <w:rPr>
@@ -3004,7 +3202,7 @@
               <w14:ligatures w14:val="standardContextual"/>
             </w:rPr>
           </w:pPr>
-          <w:hyperlink w:anchor="_Toc239170616" w:history="1">
+          <w:hyperlink w:anchor="_Toc239268863" w:history="1">
             <w:r>
               <w:rPr>
                 <w:rStyle w:val="Hyperlink"/>
@@ -3050,7 +3248,7 @@
                 <w:noProof/>
                 <w:webHidden/>
               </w:rPr>
-              <w:instrText xml:space="preserve"> PAGEREF _Toc239170616 \h </w:instrText>
+              <w:instrText xml:space="preserve"> PAGEREF _Toc239268863 \h </w:instrText>
             </w:r>
             <w:r>
               <w:rPr>
@@ -3098,7 +3296,7 @@
               <w14:ligatures w14:val="standardContextual"/>
             </w:rPr>
           </w:pPr>
-          <w:hyperlink w:anchor="_Toc239170617" w:history="1">
+          <w:hyperlink w:anchor="_Toc239268864" w:history="1">
             <w:r>
               <w:rPr>
                 <w:rStyle w:val="Hyperlink"/>
@@ -3144,7 +3342,7 @@
                 <w:noProof/>
                 <w:webHidden/>
               </w:rPr>
-              <w:instrText xml:space="preserve"> PAGEREF _Toc239170617 \h </w:instrText>
+              <w:instrText xml:space="preserve"> PAGEREF _Toc239268864 \h </w:instrText>
             </w:r>
             <w:r>
               <w:rPr>
@@ -3192,7 +3390,7 @@
               <w14:ligatures w14:val="standardContextual"/>
             </w:rPr>
           </w:pPr>
-          <w:hyperlink w:anchor="_Toc239170618" w:history="1">
+          <w:hyperlink w:anchor="_Toc239268865" w:history="1">
             <w:r>
               <w:rPr>
                 <w:rStyle w:val="Hyperlink"/>
@@ -3238,7 +3436,7 @@
                 <w:noProof/>
                 <w:webHidden/>
               </w:rPr>
-              <w:instrText xml:space="preserve"> PAGEREF _Toc239170618 \h </w:instrText>
+              <w:instrText xml:space="preserve"> PAGEREF _Toc239268865 \h </w:instrText>
             </w:r>
             <w:r>
               <w:rPr>
@@ -3286,7 +3484,7 @@
               <w14:ligatures w14:val="standardContextual"/>
             </w:rPr>
           </w:pPr>
-          <w:hyperlink w:anchor="_Toc239170619" w:history="1">
+          <w:hyperlink w:anchor="_Toc239268866" w:history="1">
             <w:r>
               <w:rPr>
                 <w:rStyle w:val="Hyperlink"/>
@@ -3332,7 +3530,7 @@
                 <w:noProof/>
                 <w:webHidden/>
               </w:rPr>
-              <w:instrText xml:space="preserve"> PAGEREF _Toc239170619 \h </w:instrText>
+              <w:instrText xml:space="preserve"> PAGEREF _Toc239268866 \h </w:instrText>
             </w:r>
             <w:r>
               <w:rPr>
@@ -3380,7 +3578,7 @@
               <w14:ligatures w14:val="standardContextual"/>
             </w:rPr>
           </w:pPr>
-          <w:hyperlink w:anchor="_Toc239170620" w:history="1">
+          <w:hyperlink w:anchor="_Toc239268867" w:history="1">
             <w:r>
               <w:rPr>
                 <w:rStyle w:val="Hyperlink"/>
@@ -3426,7 +3624,7 @@
                 <w:noProof/>
                 <w:webHidden/>
               </w:rPr>
-              <w:instrText xml:space="preserve"> PAGEREF _Toc239170620 \h </w:instrText>
+              <w:instrText xml:space="preserve"> PAGEREF _Toc239268867 \h </w:instrText>
             </w:r>
             <w:r>
               <w:rPr>
@@ -3474,7 +3672,7 @@
               <w14:ligatures w14:val="standardContextual"/>
             </w:rPr>
           </w:pPr>
-          <w:hyperlink w:anchor="_Toc239170621" w:history="1">
+          <w:hyperlink w:anchor="_Toc239268868" w:history="1">
             <w:r>
               <w:rPr>
                 <w:rStyle w:val="Hyperlink"/>
@@ -3520,7 +3718,7 @@
                 <w:noProof/>
                 <w:webHidden/>
               </w:rPr>
-              <w:instrText xml:space="preserve"> PAGEREF _Toc239170621 \h </w:instrText>
+              <w:instrText xml:space="preserve"> PAGEREF _Toc239268868 \h </w:instrText>
             </w:r>
             <w:r>
               <w:rPr>
@@ -3568,7 +3766,7 @@
               <w14:ligatures w14:val="standardContextual"/>
             </w:rPr>
           </w:pPr>
-          <w:hyperlink w:anchor="_Toc239170622" w:history="1">
+          <w:hyperlink w:anchor="_Toc239268869" w:history="1">
             <w:r>
               <w:rPr>
                 <w:rStyle w:val="Hyperlink"/>
@@ -3614,7 +3812,7 @@
                 <w:noProof/>
                 <w:webHidden/>
               </w:rPr>
-              <w:instrText xml:space="preserve"> PAGEREF _Toc239170622 \h </w:instrText>
+              <w:instrText xml:space="preserve"> PAGEREF _Toc239268869 \h </w:instrText>
             </w:r>
             <w:r>
               <w:rPr>
@@ -3662,7 +3860,7 @@
               <w14:ligatures w14:val="standardContextual"/>
             </w:rPr>
           </w:pPr>
-          <w:hyperlink w:anchor="_Toc239170623" w:history="1">
+          <w:hyperlink w:anchor="_Toc239268870" w:history="1">
             <w:r>
               <w:rPr>
                 <w:rStyle w:val="Hyperlink"/>
@@ -3708,7 +3906,7 @@
                 <w:noProof/>
                 <w:webHidden/>
               </w:rPr>
-              <w:instrText xml:space="preserve"> PAGEREF _Toc239170623 \h </w:instrText>
+              <w:instrText xml:space="preserve"> PAGEREF _Toc239268870 \h </w:instrText>
             </w:r>
             <w:r>
               <w:rPr>
@@ -3756,7 +3954,7 @@
               <w14:ligatures w14:val="standardContextual"/>
             </w:rPr>
           </w:pPr>
-          <w:hyperlink w:anchor="_Toc239170624" w:history="1">
+          <w:hyperlink w:anchor="_Toc239268871" w:history="1">
             <w:r>
               <w:rPr>
                 <w:rStyle w:val="Hyperlink"/>
@@ -3802,7 +4000,7 @@
                 <w:noProof/>
                 <w:webHidden/>
               </w:rPr>
-              <w:instrText xml:space="preserve"> PAGEREF _Toc239170624 \h </w:instrText>
+              <w:instrText xml:space="preserve"> PAGEREF _Toc239268871 \h </w:instrText>
             </w:r>
             <w:r>
               <w:rPr>
@@ -3850,7 +4048,7 @@
               <w14:ligatures w14:val="standardContextual"/>
             </w:rPr>
           </w:pPr>
-          <w:hyperlink w:anchor="_Toc239170625" w:history="1">
+          <w:hyperlink w:anchor="_Toc239268872" w:history="1">
             <w:r>
               <w:rPr>
                 <w:rStyle w:val="Hyperlink"/>
@@ -3896,7 +4094,7 @@
                 <w:noProof/>
                 <w:webHidden/>
               </w:rPr>
-              <w:instrText xml:space="preserve"> PAGEREF _Toc239170625 \h </w:instrText>
+              <w:instrText xml:space="preserve"> PAGEREF _Toc239268872 \h </w:instrText>
             </w:r>
             <w:r>
               <w:rPr>
@@ -3944,7 +4142,7 @@
               <w14:ligatures w14:val="standardContextual"/>
             </w:rPr>
           </w:pPr>
-          <w:hyperlink w:anchor="_Toc239170626" w:history="1">
+          <w:hyperlink w:anchor="_Toc239268873" w:history="1">
             <w:r>
               <w:rPr>
                 <w:rStyle w:val="Hyperlink"/>
@@ -3990,7 +4188,7 @@
                 <w:noProof/>
                 <w:webHidden/>
               </w:rPr>
-              <w:instrText xml:space="preserve"> PAGEREF _Toc239170626 \h </w:instrText>
+              <w:instrText xml:space="preserve"> PAGEREF _Toc239268873 \h </w:instrText>
             </w:r>
             <w:r>
               <w:rPr>
@@ -4038,7 +4236,7 @@
               <w14:ligatures w14:val="standardContextual"/>
             </w:rPr>
           </w:pPr>
-          <w:hyperlink w:anchor="_Toc239170627" w:history="1">
+          <w:hyperlink w:anchor="_Toc239268874" w:history="1">
             <w:r>
               <w:rPr>
                 <w:rStyle w:val="Hyperlink"/>
@@ -4084,7 +4282,7 @@
                 <w:noProof/>
                 <w:webHidden/>
               </w:rPr>
-              <w:instrText xml:space="preserve"> PAGEREF _Toc239170627 \h </w:instrText>
+              <w:instrText xml:space="preserve"> PAGEREF _Toc239268874 \h </w:instrText>
             </w:r>
             <w:r>
               <w:rPr>
@@ -4132,7 +4330,7 @@
               <w14:ligatures w14:val="standardContextual"/>
             </w:rPr>
           </w:pPr>
-          <w:hyperlink w:anchor="_Toc239170628" w:history="1">
+          <w:hyperlink w:anchor="_Toc239268875" w:history="1">
             <w:r>
               <w:rPr>
                 <w:rStyle w:val="Hyperlink"/>
@@ -4178,7 +4376,7 @@
                 <w:noProof/>
                 <w:webHidden/>
               </w:rPr>
-              <w:instrText xml:space="preserve"> PAGEREF _Toc239170628 \h </w:instrText>
+              <w:instrText xml:space="preserve"> PAGEREF _Toc239268875 \h </w:instrText>
             </w:r>
             <w:r>
               <w:rPr>
@@ -4226,7 +4424,7 @@
               <w14:ligatures w14:val="standardContextual"/>
             </w:rPr>
           </w:pPr>
-          <w:hyperlink w:anchor="_Toc239170629" w:history="1">
+          <w:hyperlink w:anchor="_Toc239268876" w:history="1">
             <w:r>
               <w:rPr>
                 <w:rStyle w:val="Hyperlink"/>
@@ -4272,7 +4470,7 @@
                 <w:noProof/>
                 <w:webHidden/>
               </w:rPr>
-              <w:instrText xml:space="preserve"> PAGEREF _Toc239170629 \h </w:instrText>
+              <w:instrText xml:space="preserve"> PAGEREF _Toc239268876 \h </w:instrText>
             </w:r>
             <w:r>
               <w:rPr>
@@ -4320,7 +4518,7 @@
               <w14:ligatures w14:val="standardContextual"/>
             </w:rPr>
           </w:pPr>
-          <w:hyperlink w:anchor="_Toc239170630" w:history="1">
+          <w:hyperlink w:anchor="_Toc239268877" w:history="1">
             <w:r>
               <w:rPr>
                 <w:rStyle w:val="Hyperlink"/>
@@ -4366,7 +4564,7 @@
                 <w:noProof/>
                 <w:webHidden/>
               </w:rPr>
-              <w:instrText xml:space="preserve"> PAGEREF _Toc239170630 \h </w:instrText>
+              <w:instrText xml:space="preserve"> PAGEREF _Toc239268877 \h </w:instrText>
             </w:r>
             <w:r>
               <w:rPr>
@@ -4414,7 +4612,7 @@
               <w14:ligatures w14:val="standardContextual"/>
             </w:rPr>
           </w:pPr>
-          <w:hyperlink w:anchor="_Toc239170631" w:history="1">
+          <w:hyperlink w:anchor="_Toc239268878" w:history="1">
             <w:r>
               <w:rPr>
                 <w:rStyle w:val="Hyperlink"/>
@@ -4460,7 +4658,7 @@
                 <w:noProof/>
                 <w:webHidden/>
               </w:rPr>
-              <w:instrText xml:space="preserve"> PAGEREF _Toc239170631 \h </w:instrText>
+              <w:instrText xml:space="preserve"> PAGEREF _Toc239268878 \h </w:instrText>
             </w:r>
             <w:r>
               <w:rPr>
@@ -4523,7 +4721,7 @@
           <w:lang w:val="en-GB"/>
         </w:rPr>
         <w:sectPr>
-          <w:headerReference w:type="default" r:id="rId12"/>
+          <w:headerReference w:type="default" r:id="rId13"/>
           <w:type w:val="continuous"/>
           <w:pgSz w:w="11909" w:h="16834" w:code="9"/>
           <w:pgMar w:top="1080" w:right="734" w:bottom="2434" w:left="734" w:header="720" w:footer="720" w:gutter="0"/>
@@ -4548,7 +4746,7 @@
           <w:noProof w:val="0"/>
         </w:rPr>
       </w:pPr>
-      <w:bookmarkStart w:id="0" w:name="_Toc239170587"/>
+      <w:bookmarkStart w:id="0" w:name="_Toc239268834"/>
       <w:r>
         <w:rPr>
           <w:noProof w:val="0"/>
@@ -4564,7 +4762,7 @@
           <w:noProof w:val="0"/>
         </w:rPr>
       </w:pPr>
-      <w:bookmarkStart w:id="1" w:name="_Toc239170588"/>
+      <w:bookmarkStart w:id="1" w:name="_Toc239268835"/>
       <w:r>
         <w:rPr>
           <w:noProof w:val="0"/>
@@ -4641,22 +4839,178 @@
         <w:t xml:space="preserve"> </w:t>
       </w:r>
       <w:r>
+        <w:t xml:space="preserve">(Georges </w:t>
+      </w:r>
+      <w:r>
+        <w:t xml:space="preserve">and </w:t>
+      </w:r>
+      <w:r>
+        <w:rPr>
+          <w:iCs/>
+        </w:rPr>
+        <w:t>Nguyen</w:t>
+      </w:r>
+      <w:r>
+        <w:rPr>
+          <w:iCs/>
+        </w:rPr>
+        <w:t>,</w:t>
+      </w:r>
+      <w:r>
+        <w:rPr>
+          <w:iCs/>
+        </w:rPr>
+        <w:t xml:space="preserve"> </w:t>
+      </w:r>
+      <w:r>
+        <w:t>2019</w:t>
+      </w:r>
+      <w:r>
+        <w:t>)</w:t>
+      </w:r>
+      <w:r>
+        <w:t xml:space="preserve"> and tracks. And although </w:t>
+      </w:r>
+      <w:r>
+        <w:t>publicly</w:t>
+      </w:r>
+      <w:r>
+        <w:t xml:space="preserve"> available tools exist for exploring the first two</w:t>
+      </w:r>
+      <w:r>
+        <w:t xml:space="preserve"> </w:t>
+      </w:r>
+      <w:r>
         <w:t>(</w:t>
       </w:r>
       <w:r>
-        <w:t>Georges</w:t>
+        <w:rPr>
+          <w:iCs/>
+        </w:rPr>
+        <w:t>Crauwels</w:t>
+      </w:r>
+      <w:r>
+        <w:rPr>
+          <w:iCs/>
+        </w:rPr>
+        <w:t>,</w:t>
+      </w:r>
+      <w:r>
+        <w:t xml:space="preserve"> 2022; McDonald</w:t>
+      </w:r>
+      <w:r>
+        <w:t>,</w:t>
+      </w:r>
+      <w:r>
+        <w:t xml:space="preserve"> 2014)</w:t>
+      </w:r>
+      <w:r>
+        <w:t xml:space="preserve">, the latter </w:t>
+      </w:r>
+      <w:r>
+        <w:t>has comparatively few where tracks can be quantitatively compared</w:t>
+      </w:r>
+      <w:r>
+        <w:t>.</w:t>
+      </w:r>
+      <w:r>
+        <w:t xml:space="preserve"> Though </w:t>
+      </w:r>
+      <w:proofErr w:type="spellStart"/>
+      <w:r>
+        <w:rPr>
+          <w:iCs/>
+        </w:rPr>
+        <w:t>Pampalk</w:t>
+      </w:r>
+      <w:proofErr w:type="spellEnd"/>
+      <w:r>
+        <w:rPr>
+          <w:iCs/>
+        </w:rPr>
+        <w:t xml:space="preserve"> et al. (2002)</w:t>
+      </w:r>
+      <w:r>
+        <w:t xml:space="preserve"> had produced a system for mapping musical similarity for raw audio, </w:t>
+      </w:r>
+      <w:r>
+        <w:t>their</w:t>
+      </w:r>
+      <w:r>
+        <w:t xml:space="preserve"> system</w:t>
+      </w:r>
+      <w:r>
+        <w:t>:</w:t>
+      </w:r>
+      <w:r>
+        <w:t xml:space="preserve"> cannot handle MIDI, is unavailable and gives no quantitative insight into track-by-track similarity.</w:t>
+      </w:r>
+      <w:r>
+        <w:t xml:space="preserve"> This project is concerned with</w:t>
+      </w:r>
+      <w:r>
+        <w:t xml:space="preserve"> producing a tool that can bridge this gap</w:t>
+      </w:r>
+      <w:r>
+        <w:t>.</w:t>
+      </w:r>
+    </w:p>
+    <w:p>
+      <w:pPr>
+        <w:jc w:val="both"/>
+      </w:pPr>
+    </w:p>
+    <w:p>
+      <w:pPr>
+        <w:jc w:val="both"/>
+      </w:pPr>
+      <w:r>
+        <w:t>A</w:t>
       </w:r>
       <w:r>
         <w:t xml:space="preserve"> </w:t>
       </w:r>
       <w:r>
-        <w:t xml:space="preserve">and </w:t>
+        <w:t>publicly</w:t>
+      </w:r>
+      <w:r>
+        <w:t xml:space="preserve"> available audio </w:t>
+      </w:r>
+      <w:r>
+        <w:t>repository</w:t>
+      </w:r>
+      <w:r>
+        <w:t xml:space="preserve"> </w:t>
+      </w:r>
+      <w:r>
+        <w:t>specifically for MIR research</w:t>
+      </w:r>
+      <w:r>
+        <w:t>,</w:t>
+      </w:r>
+      <w:r>
+        <w:t xml:space="preserve"> </w:t>
+      </w:r>
+      <w:r>
+        <w:t>utilised for this project</w:t>
+      </w:r>
+      <w:r>
+        <w:t>,</w:t>
+      </w:r>
+      <w:r>
+        <w:t xml:space="preserve"> is</w:t>
+      </w:r>
+      <w:r>
+        <w:t xml:space="preserve"> the Lakh MIDI dataset</w:t>
+      </w:r>
+      <w:r>
+        <w:t xml:space="preserve"> (</w:t>
       </w:r>
       <w:r>
         <w:rPr>
           <w:iCs/>
         </w:rPr>
-        <w:t>Nguyen</w:t>
+        <w:t>Raffel</w:t>
       </w:r>
       <w:r>
         <w:rPr>
@@ -4668,294 +5022,144 @@
         <w:rPr>
           <w:iCs/>
         </w:rPr>
+        <w:t xml:space="preserve"> 2016</w:t>
+      </w:r>
+      <w:r>
+        <w:t xml:space="preserve">) </w:t>
+      </w:r>
+      <w:r>
+        <w:t>which provides a large body of songs represented in MIDI format with metadata from the MSD (Million Song Dataset)</w:t>
+      </w:r>
+      <w:r>
+        <w:t xml:space="preserve"> (</w:t>
+      </w:r>
+      <w:r>
+        <w:rPr>
+          <w:iCs/>
+        </w:rPr>
+        <w:t>Bertin-</w:t>
+      </w:r>
+      <w:proofErr w:type="spellStart"/>
+      <w:r>
+        <w:rPr>
+          <w:iCs/>
+        </w:rPr>
+        <w:t>Mahieux</w:t>
+      </w:r>
+      <w:proofErr w:type="spellEnd"/>
+      <w:r>
+        <w:rPr>
+          <w:iCs/>
+        </w:rPr>
+        <w:t>,</w:t>
+      </w:r>
+      <w:r>
+        <w:rPr>
+          <w:iCs/>
+        </w:rPr>
+        <w:t xml:space="preserve"> 2011</w:t>
+      </w:r>
+      <w:r>
+        <w:t>)</w:t>
+      </w:r>
+      <w:r>
+        <w:t>.</w:t>
+      </w:r>
+      <w:r>
+        <w:t xml:space="preserve"> This </w:t>
+      </w:r>
+      <w:r>
+        <w:t>gives</w:t>
+      </w:r>
+      <w:r>
+        <w:t xml:space="preserve"> a substantial body of data </w:t>
+      </w:r>
+      <w:r>
+        <w:t xml:space="preserve">that can be used as the foundation </w:t>
+      </w:r>
+      <w:r>
+        <w:t>for</w:t>
+      </w:r>
+      <w:r>
+        <w:t xml:space="preserve"> a track similarity tool.</w:t>
+      </w:r>
+    </w:p>
+    <w:p>
+      <w:pPr>
+        <w:jc w:val="both"/>
+      </w:pPr>
+    </w:p>
+    <w:p>
+      <w:pPr>
+        <w:jc w:val="both"/>
+      </w:pPr>
+      <w:r>
+        <w:t xml:space="preserve">On MIDI (Musical Instrument Digital Interface), this is a method of storing music where a file contains digital instructions rather than audio recordings </w:t>
+      </w:r>
+      <w:r>
+        <w:t>(The MIDI Association, 2016)</w:t>
+      </w:r>
+      <w:r>
+        <w:t xml:space="preserve">. </w:t>
+      </w:r>
+      <w:r>
+        <w:t>These files are typically much smaller, easier and faster to process than their recorded audio file counterparts.</w:t>
+      </w:r>
+      <w:r>
         <w:t xml:space="preserve"> </w:t>
       </w:r>
-      <w:r>
-        <w:t>2019</w:t>
-      </w:r>
-      <w:r>
-        <w:t>)</w:t>
-      </w:r>
-      <w:r>
-        <w:t xml:space="preserve"> and tracks. And although </w:t>
-      </w:r>
-      <w:r>
-        <w:t>publicly</w:t>
-      </w:r>
-      <w:r>
-        <w:t xml:space="preserve"> available tools exist for exploring the first two</w:t>
-      </w:r>
-      <w:r>
-        <w:t xml:space="preserve"> </w:t>
-      </w:r>
-      <w:r>
-        <w:t>(</w:t>
-      </w:r>
-      <w:r>
-        <w:rPr>
-          <w:iCs/>
-        </w:rPr>
-        <w:t>Crauwels</w:t>
-      </w:r>
-      <w:r>
-        <w:rPr>
-          <w:iCs/>
-        </w:rPr>
-        <w:t>,</w:t>
-      </w:r>
-      <w:r>
-        <w:t xml:space="preserve"> 2022; McDonald</w:t>
-      </w:r>
-      <w:r>
-        <w:t>,</w:t>
-      </w:r>
-      <w:r>
-        <w:t xml:space="preserve"> 2014)</w:t>
-      </w:r>
-      <w:r>
-        <w:t xml:space="preserve">, the latter </w:t>
-      </w:r>
-      <w:r>
-        <w:t>has comparatively few where tracks can be quantitatively compared</w:t>
-      </w:r>
-      <w:r>
-        <w:t>.</w:t>
-      </w:r>
-      <w:r>
-        <w:t xml:space="preserve"> Though </w:t>
-      </w:r>
-      <w:proofErr w:type="spellStart"/>
-      <w:r>
-        <w:rPr>
-          <w:iCs/>
-        </w:rPr>
-        <w:t>Pampalk</w:t>
-      </w:r>
-      <w:proofErr w:type="spellEnd"/>
-      <w:r>
-        <w:rPr>
-          <w:iCs/>
-        </w:rPr>
-        <w:t xml:space="preserve"> et al. (2002)</w:t>
-      </w:r>
-      <w:r>
-        <w:t xml:space="preserve"> had produced a system for mapping musical similarity for raw audio, </w:t>
-      </w:r>
-      <w:r>
-        <w:t>their</w:t>
-      </w:r>
-      <w:r>
-        <w:t xml:space="preserve"> system</w:t>
-      </w:r>
-      <w:r>
-        <w:t>:</w:t>
-      </w:r>
-      <w:r>
-        <w:t xml:space="preserve"> cannot handle MIDI, is unavailable and gives no quantitative insight into track-by-track similarity.</w:t>
-      </w:r>
-      <w:r>
-        <w:t xml:space="preserve"> This project is concerned with</w:t>
-      </w:r>
-      <w:r>
-        <w:t xml:space="preserve"> producing a tool that can bridge this gap</w:t>
-      </w:r>
-      <w:r>
-        <w:t>.</w:t>
-      </w:r>
-    </w:p>
-    <w:p>
-      <w:pPr>
-        <w:jc w:val="both"/>
-      </w:pPr>
-    </w:p>
-    <w:p>
-      <w:pPr>
-        <w:jc w:val="both"/>
-      </w:pPr>
-      <w:r>
-        <w:t>A</w:t>
-      </w:r>
-      <w:r>
-        <w:t xml:space="preserve"> </w:t>
-      </w:r>
-      <w:r>
-        <w:t>publicly</w:t>
-      </w:r>
-      <w:r>
-        <w:t xml:space="preserve"> available audio </w:t>
-      </w:r>
-      <w:r>
-        <w:t>repository</w:t>
-      </w:r>
-      <w:r>
-        <w:t xml:space="preserve"> </w:t>
-      </w:r>
-      <w:r>
-        <w:t xml:space="preserve">specifically for MIR research </w:t>
-      </w:r>
-      <w:r>
-        <w:t>utilised for this project is</w:t>
-      </w:r>
-      <w:r>
-        <w:t xml:space="preserve"> the Lakh MIDI dataset</w:t>
-      </w:r>
-      <w:r>
-        <w:t xml:space="preserve"> (</w:t>
-      </w:r>
-      <w:r>
-        <w:rPr>
-          <w:iCs/>
-        </w:rPr>
-        <w:t>Raffel</w:t>
-      </w:r>
-      <w:r>
-        <w:rPr>
-          <w:iCs/>
-        </w:rPr>
-        <w:t>,</w:t>
-      </w:r>
-      <w:r>
-        <w:rPr>
-          <w:iCs/>
-        </w:rPr>
-        <w:t xml:space="preserve"> 2016</w:t>
-      </w:r>
-      <w:r>
-        <w:t xml:space="preserve">) </w:t>
-      </w:r>
-      <w:r>
-        <w:t>which provides a large body of songs represented in MIDI format with metadata from the MSD (Million Song Dataset)</w:t>
-      </w:r>
-      <w:r>
-        <w:t xml:space="preserve"> (</w:t>
-      </w:r>
-      <w:r>
-        <w:rPr>
-          <w:iCs/>
-        </w:rPr>
-        <w:t>Bertin-</w:t>
-      </w:r>
-      <w:proofErr w:type="spellStart"/>
-      <w:r>
-        <w:rPr>
-          <w:iCs/>
-        </w:rPr>
-        <w:t>Mahieux</w:t>
-      </w:r>
-      <w:proofErr w:type="spellEnd"/>
-      <w:r>
-        <w:rPr>
-          <w:iCs/>
-        </w:rPr>
-        <w:t>,</w:t>
-      </w:r>
-      <w:r>
-        <w:rPr>
-          <w:iCs/>
-        </w:rPr>
-        <w:t xml:space="preserve"> 2011</w:t>
-      </w:r>
-      <w:r>
-        <w:t>)</w:t>
-      </w:r>
-      <w:r>
-        <w:t>.</w:t>
-      </w:r>
-      <w:r>
-        <w:t xml:space="preserve"> This </w:t>
-      </w:r>
-      <w:r>
-        <w:t>gives</w:t>
-      </w:r>
-      <w:r>
-        <w:t xml:space="preserve"> a substantial body of data </w:t>
-      </w:r>
-      <w:r>
-        <w:t xml:space="preserve">that can be used as the foundation </w:t>
+    </w:p>
+    <w:p>
+      <w:pPr>
+        <w:jc w:val="both"/>
+      </w:pPr>
+    </w:p>
+    <w:p>
+      <w:pPr>
+        <w:jc w:val="both"/>
+      </w:pPr>
+      <w:r>
+        <w:t xml:space="preserve">As such, this sets up the project for working with a </w:t>
+      </w:r>
+      <w:r>
+        <w:t>satisfactory amount of data, in a format that lends itself well for producing a similarity mapping on a single song scale.</w:t>
+      </w:r>
+    </w:p>
+    <w:p>
+      <w:pPr>
+        <w:jc w:val="both"/>
+      </w:pPr>
+    </w:p>
+    <w:p>
+      <w:pPr>
+        <w:pStyle w:val="Heading2"/>
+        <w:rPr>
+          <w:noProof w:val="0"/>
+        </w:rPr>
+      </w:pPr>
+      <w:bookmarkStart w:id="2" w:name="_Toc239268836"/>
+      <w:r>
+        <w:rPr>
+          <w:noProof w:val="0"/>
+        </w:rPr>
+        <w:t>Rationale</w:t>
+      </w:r>
+      <w:bookmarkEnd w:id="2"/>
+    </w:p>
+    <w:p>
+      <w:pPr>
+        <w:jc w:val="both"/>
+      </w:pPr>
+      <w:r>
+        <w:t>T</w:t>
+      </w:r>
+      <w:r>
+        <w:t xml:space="preserve">here are two main applications </w:t>
       </w:r>
       <w:r>
         <w:t>for</w:t>
       </w:r>
       <w:r>
-        <w:t xml:space="preserve"> a track similarity tool.</w:t>
-      </w:r>
-    </w:p>
-    <w:p>
-      <w:pPr>
-        <w:jc w:val="both"/>
-      </w:pPr>
-    </w:p>
-    <w:p>
-      <w:pPr>
-        <w:jc w:val="both"/>
-      </w:pPr>
-      <w:r>
-        <w:t xml:space="preserve">On MIDI (Musical Instrument Digital Interface), this is a method of storing music where a file contains digital instructions rather than audio recordings </w:t>
-      </w:r>
-      <w:r>
-        <w:t>(The MIDI Association, 2016)</w:t>
-      </w:r>
-      <w:r>
-        <w:t xml:space="preserve">. </w:t>
-      </w:r>
-      <w:r>
-        <w:t>These files are typically much smaller, easier and faster to process than their recorded audio file counterparts.</w:t>
-      </w:r>
-      <w:r>
-        <w:t xml:space="preserve"> </w:t>
-      </w:r>
-    </w:p>
-    <w:p>
-      <w:pPr>
-        <w:jc w:val="both"/>
-      </w:pPr>
-    </w:p>
-    <w:p>
-      <w:pPr>
-        <w:jc w:val="both"/>
-      </w:pPr>
-      <w:r>
-        <w:t xml:space="preserve">As such, this sets up the project for working with a </w:t>
-      </w:r>
-      <w:r>
-        <w:t>satisfactory amount of data, in a format that lends itself well for producing a similarity mapping on a single song scale.</w:t>
-      </w:r>
-    </w:p>
-    <w:p>
-      <w:pPr>
-        <w:jc w:val="both"/>
-      </w:pPr>
-    </w:p>
-    <w:p>
-      <w:pPr>
-        <w:pStyle w:val="Heading2"/>
-        <w:rPr>
-          <w:noProof w:val="0"/>
-        </w:rPr>
-      </w:pPr>
-      <w:bookmarkStart w:id="2" w:name="_Toc239170589"/>
-      <w:r>
-        <w:rPr>
-          <w:noProof w:val="0"/>
-        </w:rPr>
-        <w:t>Rationale</w:t>
-      </w:r>
-      <w:bookmarkEnd w:id="2"/>
-    </w:p>
-    <w:p>
-      <w:pPr>
-        <w:jc w:val="both"/>
-      </w:pPr>
-      <w:r>
-        <w:t>T</w:t>
-      </w:r>
-      <w:r>
-        <w:t xml:space="preserve">here are two main applications </w:t>
-      </w:r>
-      <w:r>
-        <w:t>for</w:t>
-      </w:r>
-      <w:r>
         <w:t xml:space="preserve"> a tool like this:</w:t>
       </w:r>
     </w:p>
@@ -4968,7 +5172,7 @@
       <w:pPr>
         <w:pStyle w:val="Heading3"/>
       </w:pPr>
-      <w:bookmarkStart w:id="3" w:name="_Toc239170590"/>
+      <w:bookmarkStart w:id="3" w:name="_Toc239268837"/>
       <w:r>
         <w:t>Research</w:t>
       </w:r>
@@ -5019,7 +5223,7 @@
         <w:t>to</w:t>
       </w:r>
       <w:r>
-        <w:t xml:space="preserve"> perhaps how genres are defined by their quantitative musical makeup. Regardless, this tool could help lay ground for substantial future work.</w:t>
+        <w:t xml:space="preserve"> perhaps how genres are defined by their quantitative musical makeup. Regardless, this tool could help lay ground for future work.</w:t>
       </w:r>
     </w:p>
     <w:p>
@@ -5033,7 +5237,7 @@
       <w:pPr>
         <w:pStyle w:val="Heading3"/>
       </w:pPr>
-      <w:bookmarkStart w:id="4" w:name="_Toc239170591"/>
+      <w:bookmarkStart w:id="4" w:name="_Toc239268838"/>
       <w:r>
         <w:t>Recommender Systems</w:t>
       </w:r>
@@ -5183,10 +5387,18 @@
         <w:t>off</w:t>
       </w:r>
       <w:r>
-        <w:t xml:space="preserve"> the system and make use of it the way private enterprises do</w:t>
-      </w:r>
-      <w:r>
-        <w:t>.</w:t>
+        <w:t xml:space="preserve"> the system</w:t>
+      </w:r>
+      <w:r>
+        <w:t xml:space="preserve">, </w:t>
+      </w:r>
+      <w:proofErr w:type="gramStart"/>
+      <w:r>
+        <w:t>provided that</w:t>
+      </w:r>
+      <w:proofErr w:type="gramEnd"/>
+      <w:r>
+        <w:t xml:space="preserve"> they don’t break the use terms for the dataset as per the respective author.</w:t>
       </w:r>
     </w:p>
     <w:p>
@@ -5201,7 +5413,7 @@
           <w:noProof w:val="0"/>
         </w:rPr>
       </w:pPr>
-      <w:bookmarkStart w:id="5" w:name="_Toc239170592"/>
+      <w:bookmarkStart w:id="5" w:name="_Toc239268839"/>
       <w:r>
         <w:rPr>
           <w:noProof w:val="0"/>
@@ -5235,7 +5447,7 @@
       <w:pPr>
         <w:pStyle w:val="Heading2"/>
       </w:pPr>
-      <w:bookmarkStart w:id="6" w:name="_Toc239170593"/>
+      <w:bookmarkStart w:id="6" w:name="_Toc239268840"/>
       <w:r>
         <w:t>Project Scope</w:t>
       </w:r>
@@ -5245,7 +5457,7 @@
       <w:pPr>
         <w:pStyle w:val="Heading3"/>
       </w:pPr>
-      <w:bookmarkStart w:id="7" w:name="_Toc239170594"/>
+      <w:bookmarkStart w:id="7" w:name="_Toc239268841"/>
       <w:r>
         <w:t xml:space="preserve">In </w:t>
       </w:r>
@@ -5323,7 +5535,7 @@
       <w:pPr>
         <w:pStyle w:val="Heading3"/>
       </w:pPr>
-      <w:bookmarkStart w:id="8" w:name="_Toc239170595"/>
+      <w:bookmarkStart w:id="8" w:name="_Toc239268842"/>
       <w:r>
         <w:t xml:space="preserve">Out of </w:t>
       </w:r>
@@ -5394,7 +5606,7 @@
           <w:noProof w:val="0"/>
         </w:rPr>
       </w:pPr>
-      <w:bookmarkStart w:id="9" w:name="_Toc239170596"/>
+      <w:bookmarkStart w:id="9" w:name="_Toc239268843"/>
       <w:r>
         <w:rPr>
           <w:noProof w:val="0"/>
@@ -5706,7 +5918,7 @@
           <w:noProof w:val="0"/>
         </w:rPr>
       </w:pPr>
-      <w:bookmarkStart w:id="10" w:name="_Toc239170597"/>
+      <w:bookmarkStart w:id="10" w:name="_Toc239268844"/>
       <w:r>
         <w:rPr>
           <w:noProof w:val="0"/>
@@ -5720,7 +5932,7 @@
       <w:pPr>
         <w:pStyle w:val="Heading3"/>
       </w:pPr>
-      <w:bookmarkStart w:id="11" w:name="_Toc239170598"/>
+      <w:bookmarkStart w:id="11" w:name="_Toc239268845"/>
       <w:r>
         <w:t>Introduction</w:t>
       </w:r>
@@ -5749,7 +5961,7 @@
       <w:pPr>
         <w:pStyle w:val="Heading3"/>
       </w:pPr>
-      <w:bookmarkStart w:id="12" w:name="_Toc239170599"/>
+      <w:bookmarkStart w:id="12" w:name="_Toc239268846"/>
       <w:r>
         <w:t>Reaserch</w:t>
       </w:r>
@@ -5775,7 +5987,7 @@
       <w:pPr>
         <w:pStyle w:val="Heading3"/>
       </w:pPr>
-      <w:bookmarkStart w:id="13" w:name="_Toc239170600"/>
+      <w:bookmarkStart w:id="13" w:name="_Toc239268847"/>
       <w:r>
         <w:t>Proposed Soloution</w:t>
       </w:r>
@@ -5798,7 +6010,13 @@
         <w:t>performed</w:t>
       </w:r>
       <w:r>
-        <w:t xml:space="preserve"> on the tool’s similarity metrics</w:t>
+        <w:t xml:space="preserve"> </w:t>
+      </w:r>
+      <w:r>
+        <w:t>for tuning</w:t>
+      </w:r>
+      <w:r>
+        <w:t xml:space="preserve"> the tool’s similarity metrics</w:t>
       </w:r>
       <w:r>
         <w:t>, as well as</w:t>
@@ -5809,9 +6027,14 @@
     </w:p>
     <w:p>
       <w:pPr>
+        <w:jc w:val="both"/>
+      </w:pPr>
+    </w:p>
+    <w:p>
+      <w:pPr>
         <w:pStyle w:val="Heading3"/>
       </w:pPr>
-      <w:bookmarkStart w:id="14" w:name="_Toc239170601"/>
+      <w:bookmarkStart w:id="14" w:name="_Toc239268848"/>
       <w:r>
         <w:t>Soloution Evaluation</w:t>
       </w:r>
@@ -5834,7 +6057,7 @@
       <w:pPr>
         <w:pStyle w:val="Heading3"/>
       </w:pPr>
-      <w:bookmarkStart w:id="15" w:name="_Toc239170602"/>
+      <w:bookmarkStart w:id="15" w:name="_Toc239268849"/>
       <w:r>
         <w:t>Conclusion</w:t>
       </w:r>
@@ -5866,7 +6089,7 @@
       <w:pPr>
         <w:pStyle w:val="Heading3"/>
       </w:pPr>
-      <w:bookmarkStart w:id="16" w:name="_Toc239170603"/>
+      <w:bookmarkStart w:id="16" w:name="_Toc239268850"/>
       <w:r>
         <w:t>Appendix</w:t>
       </w:r>
@@ -5893,7 +6116,7 @@
           <w:noProof w:val="0"/>
         </w:rPr>
       </w:pPr>
-      <w:bookmarkStart w:id="17" w:name="_Toc239170604"/>
+      <w:bookmarkStart w:id="17" w:name="_Toc239268851"/>
       <w:proofErr w:type="spellStart"/>
       <w:r>
         <w:rPr>
@@ -5911,7 +6134,7 @@
           <w:noProof w:val="0"/>
         </w:rPr>
       </w:pPr>
-      <w:bookmarkStart w:id="18" w:name="_Toc239170605"/>
+      <w:bookmarkStart w:id="18" w:name="_Toc239268852"/>
       <w:r>
         <w:rPr>
           <w:noProof w:val="0"/>
@@ -5943,7 +6166,13 @@
         <w:t>may feel</w:t>
       </w:r>
       <w:r>
-        <w:t xml:space="preserve"> similar, translating this to quantitative musical features can be challenging. Especially when there are no pre-existing ground truths to refer to beyond metadata like artist or genre where a grouping is likely to be similar. As such, initial research was focused here.</w:t>
+        <w:t xml:space="preserve"> similar, translating this to quantitative musical features can be challenging. Especially when there are no pre-existing ground truths to refer to beyond metadata like artist or genre</w:t>
+      </w:r>
+      <w:r>
+        <w:t>,</w:t>
+      </w:r>
+      <w:r>
+        <w:t xml:space="preserve"> where a grouping is likely to be similar. As such, initial research was focused here.</w:t>
       </w:r>
     </w:p>
     <w:p>
@@ -5997,320 +6226,314 @@
         <w:rPr>
           <w:iCs/>
         </w:rPr>
+        <w:t xml:space="preserve"> However,</w:t>
+      </w:r>
+      <w:r>
+        <w:rPr>
+          <w:iCs/>
+        </w:rPr>
         <w:t xml:space="preserve"> </w:t>
       </w:r>
       <w:r>
         <w:rPr>
           <w:iCs/>
         </w:rPr>
-        <w:t>However,</w:t>
+        <w:t>t</w:t>
       </w:r>
       <w:r>
         <w:rPr>
           <w:iCs/>
         </w:rPr>
+        <w:t xml:space="preserve">heir approach relied on </w:t>
+      </w:r>
+      <w:r>
+        <w:rPr>
+          <w:iCs/>
+        </w:rPr>
+        <w:t>psychoacoustic models</w:t>
+      </w:r>
+      <w:r>
+        <w:rPr>
+          <w:iCs/>
+        </w:rPr>
+        <w:t>, which made</w:t>
+      </w:r>
+      <w:r>
+        <w:rPr>
+          <w:iCs/>
+        </w:rPr>
+        <w:t xml:space="preserve"> use of acoustic signals from MP3 files</w:t>
+      </w:r>
+      <w:r>
+        <w:rPr>
+          <w:iCs/>
+        </w:rPr>
+        <w:t>.</w:t>
+      </w:r>
+      <w:r>
+        <w:rPr>
+          <w:iCs/>
+        </w:rPr>
+        <w:t xml:space="preserve"> This method unfortunately cannot be directly applied to MIDI.</w:t>
+      </w:r>
+    </w:p>
+    <w:p>
+      <w:pPr>
+        <w:jc w:val="both"/>
+        <w:rPr>
+          <w:iCs/>
+        </w:rPr>
+      </w:pPr>
+    </w:p>
+    <w:p>
+      <w:pPr>
+        <w:jc w:val="both"/>
+      </w:pPr>
+      <w:r>
+        <w:rPr>
+          <w:iCs/>
+        </w:rPr>
+        <w:t xml:space="preserve">More applicable </w:t>
+      </w:r>
+      <w:r>
+        <w:t>e</w:t>
+      </w:r>
+      <w:r>
+        <w:t>xisting literature focuses on extracting musical features in relatively similar categories</w:t>
+      </w:r>
+      <w:r>
+        <w:t>,</w:t>
+      </w:r>
+      <w:r>
+        <w:t xml:space="preserve"> with </w:t>
+      </w:r>
+      <w:r>
+        <w:t>Downie (2003) argu</w:t>
+      </w:r>
+      <w:r>
+        <w:t>ing</w:t>
+      </w:r>
+      <w:r>
+        <w:t xml:space="preserve"> that music similarity can be</w:t>
+      </w:r>
+      <w:r>
+        <w:t xml:space="preserve"> captured through 7 categories:</w:t>
+      </w:r>
+      <w:r>
+        <w:t xml:space="preserve"> pitch, t</w:t>
+      </w:r>
+      <w:r>
+        <w:t>emporal</w:t>
+      </w:r>
+      <w:r>
+        <w:t>, h</w:t>
+      </w:r>
+      <w:r>
+        <w:t>armonic</w:t>
+      </w:r>
+      <w:r>
+        <w:t>, t</w:t>
+      </w:r>
+      <w:r>
+        <w:t>imbral</w:t>
+      </w:r>
+      <w:r>
+        <w:t>, e</w:t>
+      </w:r>
+      <w:r>
+        <w:t>ditorial</w:t>
+      </w:r>
+      <w:r>
+        <w:t>,</w:t>
+      </w:r>
+      <w:r>
         <w:t xml:space="preserve"> </w:t>
       </w:r>
       <w:r>
+        <w:t>t</w:t>
+      </w:r>
+      <w:r>
+        <w:t>extual</w:t>
+      </w:r>
+      <w:r>
+        <w:t xml:space="preserve"> and b</w:t>
+      </w:r>
+      <w:r>
+        <w:t>ibliographic</w:t>
+      </w:r>
+      <w:r>
+        <w:t>.</w:t>
+      </w:r>
+      <w:r>
+        <w:t xml:space="preserve"> </w:t>
+      </w:r>
+    </w:p>
+    <w:p>
+      <w:pPr>
+        <w:jc w:val="both"/>
+      </w:pPr>
+    </w:p>
+    <w:p>
+      <w:pPr>
+        <w:jc w:val="both"/>
         <w:rPr>
           <w:iCs/>
         </w:rPr>
-        <w:t>t</w:t>
-      </w:r>
-      <w:r>
+      </w:pPr>
+      <w:r>
+        <w:t>In a more recent papers, similar feature groupings were highlighted under rhythm, melody, chroma, pitch and harmony (</w:t>
+      </w:r>
+      <w:proofErr w:type="spellStart"/>
+      <w:r>
+        <w:t>Deldjoo</w:t>
+      </w:r>
+      <w:proofErr w:type="spellEnd"/>
+      <w:r>
+        <w:t xml:space="preserve">, 2024; </w:t>
+      </w:r>
+      <w:r>
+        <w:rPr>
+          <w:rFonts w:eastAsia="MS Mincho"/>
+        </w:rPr>
+        <w:t>Corrêa, 2016</w:t>
+      </w:r>
+      <w:r>
+        <w:t xml:space="preserve">). Specific variations exist where </w:t>
+      </w:r>
+      <w:proofErr w:type="spellStart"/>
+      <w:r>
+        <w:t>Deldjoo</w:t>
+      </w:r>
+      <w:proofErr w:type="spellEnd"/>
+      <w:r>
+        <w:t xml:space="preserve"> (2024) argued for the use of an onion model with multiple support layers including user generated content such as reviews and professionally produced annotations.</w:t>
+      </w:r>
+    </w:p>
+    <w:p>
+      <w:pPr>
+        <w:jc w:val="both"/>
+      </w:pPr>
+    </w:p>
+    <w:p>
+      <w:pPr>
+        <w:jc w:val="both"/>
+      </w:pPr>
+      <w:r>
+        <w:t>In the context of this project, bibliographic</w:t>
+      </w:r>
+      <w:r>
+        <w:t xml:space="preserve"> and textual </w:t>
+      </w:r>
+      <w:r>
+        <w:t xml:space="preserve">are not applicable as metadata </w:t>
+      </w:r>
+      <w:r>
+        <w:t xml:space="preserve">and lyrics </w:t>
+      </w:r>
+      <w:r>
+        <w:t>will not be used for similarity</w:t>
+      </w:r>
+      <w:r>
+        <w:t>. Also on</w:t>
+      </w:r>
+      <w:r>
+        <w:t xml:space="preserve"> </w:t>
+      </w:r>
+      <w:r>
+        <w:t>timbre</w:t>
+      </w:r>
+      <w:r>
+        <w:t>, though this</w:t>
+      </w:r>
+      <w:r>
+        <w:t xml:space="preserve"> </w:t>
+      </w:r>
+      <w:r>
+        <w:t xml:space="preserve">is captured well by raw audio files, it is not </w:t>
+      </w:r>
+      <w:r>
+        <w:t xml:space="preserve">directly encoded </w:t>
+      </w:r>
+      <w:r>
+        <w:t xml:space="preserve">in MIDI. However, other features can be extracted from MIDI with relative ease, as demonstrated by </w:t>
+      </w:r>
+      <w:r>
+        <w:rPr>
+          <w:rFonts w:eastAsia="MS Mincho"/>
+        </w:rPr>
+        <w:t>Corrêa</w:t>
+      </w:r>
+      <w:r>
+        <w:rPr>
+          <w:rFonts w:eastAsia="MS Mincho"/>
+        </w:rPr>
+        <w:t xml:space="preserve"> (2016). </w:t>
+      </w:r>
+    </w:p>
+    <w:p>
+      <w:pPr>
+        <w:jc w:val="both"/>
+      </w:pPr>
+    </w:p>
+    <w:p>
+      <w:pPr>
+        <w:jc w:val="both"/>
         <w:rPr>
           <w:iCs/>
         </w:rPr>
-        <w:t xml:space="preserve">heir approach relied on </w:t>
-      </w:r>
+      </w:pPr>
+      <w:r>
+        <w:t xml:space="preserve">On methods of </w:t>
+      </w:r>
+      <w:r>
+        <w:t xml:space="preserve">similarity </w:t>
+      </w:r>
+      <w:r>
+        <w:t xml:space="preserve">comparisons, </w:t>
+      </w:r>
+      <w:proofErr w:type="spellStart"/>
       <w:r>
         <w:rPr>
           <w:iCs/>
         </w:rPr>
-        <w:t>psychoacoustic models</w:t>
-      </w:r>
+        <w:t>Lijffijt</w:t>
+      </w:r>
+      <w:proofErr w:type="spellEnd"/>
       <w:r>
         <w:rPr>
           <w:iCs/>
         </w:rPr>
-        <w:t>, which made</w:t>
+        <w:t xml:space="preserve"> et al. (2010) had demonstrated the efficacy of using DTW (Dynamic Time Warping) whilst Raffel (2016) did the same with neural networks. Though DTW would provide a way to overcome the issue of no ground truth</w:t>
       </w:r>
       <w:r>
         <w:rPr>
           <w:iCs/>
         </w:rPr>
-        <w:t xml:space="preserve"> use of acoustic signals from MP3 files</w:t>
+        <w:t>,</w:t>
       </w:r>
       <w:r>
         <w:rPr>
           <w:iCs/>
         </w:rPr>
-        <w:t>.</w:t>
+        <w:t xml:space="preserve"> since the algorithm </w:t>
       </w:r>
       <w:r>
         <w:rPr>
           <w:iCs/>
         </w:rPr>
-        <w:t xml:space="preserve"> This method unfortunately cannot be directly applied to MIDI.</w:t>
-      </w:r>
-    </w:p>
-    <w:p>
-      <w:pPr>
-        <w:jc w:val="both"/>
+        <w:t>is designed to produce an innate similarity score</w:t>
+      </w:r>
+      <w:r>
         <w:rPr>
           <w:iCs/>
         </w:rPr>
-      </w:pPr>
-    </w:p>
-    <w:p>
-      <w:pPr>
-        <w:jc w:val="both"/>
-      </w:pPr>
+        <w:t>,</w:t>
+      </w:r>
       <w:r>
         <w:rPr>
           <w:iCs/>
         </w:rPr>
-        <w:t xml:space="preserve">More applicable </w:t>
-      </w:r>
-      <w:r>
-        <w:t>e</w:t>
-      </w:r>
-      <w:r>
-        <w:t xml:space="preserve">xisting literature focuses on extracting musical features in relatively similar categories with </w:t>
-      </w:r>
-      <w:r>
-        <w:t>Downie (2003) argu</w:t>
-      </w:r>
-      <w:r>
-        <w:t>ing</w:t>
-      </w:r>
-      <w:r>
-        <w:t xml:space="preserve"> that music similarity can be</w:t>
-      </w:r>
-      <w:r>
-        <w:t xml:space="preserve"> captured through 7 categories:</w:t>
-      </w:r>
-      <w:r>
-        <w:t xml:space="preserve"> pitch, t</w:t>
-      </w:r>
-      <w:r>
-        <w:t>emporal</w:t>
-      </w:r>
-      <w:r>
-        <w:t>, h</w:t>
-      </w:r>
-      <w:r>
-        <w:t>armonic</w:t>
-      </w:r>
-      <w:r>
-        <w:t>, t</w:t>
-      </w:r>
-      <w:r>
-        <w:t>imbral</w:t>
-      </w:r>
-      <w:r>
-        <w:t>, e</w:t>
-      </w:r>
-      <w:r>
-        <w:t>ditorial</w:t>
-      </w:r>
-      <w:r>
-        <w:t>,</w:t>
-      </w:r>
-      <w:r>
         <w:t xml:space="preserve"> </w:t>
-      </w:r>
-      <w:r>
-        <w:t>t</w:t>
-      </w:r>
-      <w:r>
-        <w:t>extual</w:t>
-      </w:r>
-      <w:r>
-        <w:t xml:space="preserve"> and b</w:t>
-      </w:r>
-      <w:r>
-        <w:t>ibliographic</w:t>
-      </w:r>
-      <w:r>
-        <w:t>.</w:t>
-      </w:r>
-      <w:r>
-        <w:t xml:space="preserve"> </w:t>
-      </w:r>
-    </w:p>
-    <w:p>
-      <w:pPr>
-        <w:jc w:val="both"/>
-      </w:pPr>
-    </w:p>
-    <w:p>
-      <w:pPr>
-        <w:jc w:val="both"/>
-        <w:rPr>
-          <w:iCs/>
-        </w:rPr>
-      </w:pPr>
-      <w:r>
-        <w:t xml:space="preserve">In a more recent papers, similar feature groupings were highlighted under rhythm, melody, chroma, pitch and harmony </w:t>
-      </w:r>
-      <w:r>
-        <w:t>(</w:t>
-      </w:r>
-      <w:proofErr w:type="spellStart"/>
-      <w:r>
-        <w:t>Deldjoo</w:t>
-      </w:r>
-      <w:proofErr w:type="spellEnd"/>
-      <w:r>
-        <w:t>, 2024</w:t>
-      </w:r>
-      <w:r>
-        <w:t xml:space="preserve">; </w:t>
-      </w:r>
-      <w:r>
-        <w:rPr>
-          <w:rFonts w:eastAsia="MS Mincho"/>
-        </w:rPr>
-        <w:t>Corrêa, 2016</w:t>
-      </w:r>
-      <w:r>
-        <w:t>)</w:t>
-      </w:r>
-      <w:r>
-        <w:t xml:space="preserve">. Specific variations exist where </w:t>
-      </w:r>
-      <w:proofErr w:type="spellStart"/>
-      <w:r>
-        <w:t>Deldjoo</w:t>
-      </w:r>
-      <w:proofErr w:type="spellEnd"/>
-      <w:r>
-        <w:t xml:space="preserve"> (2024) argued for the use of an </w:t>
-      </w:r>
-      <w:r>
-        <w:t>onion model with multiple support layers including user generated content such as reviews and professionally produced annotations.</w:t>
-      </w:r>
-    </w:p>
-    <w:p>
-      <w:pPr>
-        <w:jc w:val="both"/>
-      </w:pPr>
-    </w:p>
-    <w:p>
-      <w:pPr>
-        <w:jc w:val="both"/>
-      </w:pPr>
-      <w:r>
-        <w:t>In the context of this project, bibliographic</w:t>
-      </w:r>
-      <w:r>
-        <w:t xml:space="preserve"> and textual </w:t>
-      </w:r>
-      <w:r>
-        <w:t xml:space="preserve">are not applicable as metadata </w:t>
-      </w:r>
-      <w:r>
-        <w:t xml:space="preserve">and lyrics </w:t>
-      </w:r>
-      <w:r>
-        <w:t>will not be used for similarity</w:t>
-      </w:r>
-      <w:r>
-        <w:t>. Also on</w:t>
-      </w:r>
-      <w:r>
-        <w:t xml:space="preserve"> </w:t>
-      </w:r>
-      <w:r>
-        <w:t>timbre</w:t>
-      </w:r>
-      <w:r>
-        <w:t>, though this</w:t>
-      </w:r>
-      <w:r>
-        <w:t xml:space="preserve"> </w:t>
-      </w:r>
-      <w:r>
-        <w:t xml:space="preserve">is captured well by raw audio files, it is not </w:t>
-      </w:r>
-      <w:r>
-        <w:t xml:space="preserve">directly encoded </w:t>
-      </w:r>
-      <w:r>
-        <w:t xml:space="preserve">in MIDI. However, other features can be extracted from MIDI with relative ease, as demonstrated by </w:t>
-      </w:r>
-      <w:r>
-        <w:rPr>
-          <w:rFonts w:eastAsia="MS Mincho"/>
-        </w:rPr>
-        <w:t>Corrêa</w:t>
-      </w:r>
-      <w:r>
-        <w:rPr>
-          <w:rFonts w:eastAsia="MS Mincho"/>
-        </w:rPr>
-        <w:t xml:space="preserve"> (2016). </w:t>
-      </w:r>
-    </w:p>
-    <w:p>
-      <w:pPr>
-        <w:jc w:val="both"/>
-      </w:pPr>
-    </w:p>
-    <w:p>
-      <w:pPr>
-        <w:jc w:val="both"/>
-        <w:rPr>
-          <w:iCs/>
-        </w:rPr>
-      </w:pPr>
-      <w:r>
-        <w:t xml:space="preserve">On methods of </w:t>
-      </w:r>
-      <w:r>
-        <w:t xml:space="preserve">similarity </w:t>
-      </w:r>
-      <w:r>
-        <w:t xml:space="preserve">comparisons, </w:t>
-      </w:r>
-      <w:proofErr w:type="spellStart"/>
-      <w:r>
-        <w:rPr>
-          <w:iCs/>
-        </w:rPr>
-        <w:t>Lijffijt</w:t>
-      </w:r>
-      <w:proofErr w:type="spellEnd"/>
-      <w:r>
-        <w:rPr>
-          <w:iCs/>
-        </w:rPr>
-        <w:t xml:space="preserve"> et al. (2010) had demonstrated the efficacy of using DTW (Dynamic Time Warping) whilst Raffel (2016) did the same with neural networks. Though DTW would provide a way to overcome the issue of no ground truth</w:t>
-      </w:r>
-      <w:r>
-        <w:rPr>
-          <w:iCs/>
-        </w:rPr>
-        <w:t>,</w:t>
-      </w:r>
-      <w:r>
-        <w:rPr>
-          <w:iCs/>
-        </w:rPr>
-        <w:t xml:space="preserve"> since the algorithm </w:t>
-      </w:r>
-      <w:r>
-        <w:rPr>
-          <w:iCs/>
-        </w:rPr>
-        <w:t>is designed to produce an innate similarity score</w:t>
-      </w:r>
-      <w:r>
-        <w:rPr>
-          <w:iCs/>
-        </w:rPr>
-        <w:t xml:space="preserve">, </w:t>
       </w:r>
       <w:r>
         <w:rPr>
@@ -6359,360 +6582,328 @@
         <w:rPr>
           <w:iCs/>
         </w:rPr>
+        <w:t xml:space="preserve">(Keogh and </w:t>
+      </w:r>
+      <w:proofErr w:type="spellStart"/>
+      <w:r>
+        <w:rPr>
+          <w:iCs/>
+        </w:rPr>
+        <w:t>Ratanamahatana</w:t>
+      </w:r>
+      <w:proofErr w:type="spellEnd"/>
+      <w:r>
+        <w:rPr>
+          <w:iCs/>
+        </w:rPr>
+        <w:t xml:space="preserve"> 2005)</w:t>
+      </w:r>
+      <w:r>
+        <w:rPr>
+          <w:iCs/>
+        </w:rPr>
+        <w:t>. Conversely, neural networks would require substantial ground truth with the dataset also likely</w:t>
+      </w:r>
+      <w:r>
+        <w:rPr>
+          <w:iCs/>
+        </w:rPr>
+        <w:t xml:space="preserve"> </w:t>
+      </w:r>
+      <w:r>
+        <w:rPr>
+          <w:iCs/>
+        </w:rPr>
+        <w:t>not large enough for meaningful training.</w:t>
+      </w:r>
+      <w:r>
+        <w:rPr>
+          <w:iCs/>
+        </w:rPr>
+        <w:t xml:space="preserve"> </w:t>
+      </w:r>
+    </w:p>
+    <w:p>
+      <w:pPr>
+        <w:jc w:val="both"/>
+        <w:rPr>
+          <w:iCs/>
+        </w:rPr>
+      </w:pPr>
+    </w:p>
+    <w:p>
+      <w:pPr>
+        <w:jc w:val="both"/>
+      </w:pPr>
+      <w:r>
+        <w:t>A</w:t>
+      </w:r>
+      <w:r>
+        <w:t xml:space="preserve"> perhaps more realistic approach is explained in </w:t>
+      </w:r>
+      <w:r>
+        <w:t>Manning</w:t>
+      </w:r>
+      <w:r>
+        <w:t xml:space="preserve"> et al. (</w:t>
+      </w:r>
+      <w:r>
+        <w:t>2008)</w:t>
+      </w:r>
+      <w:r>
+        <w:t>.</w:t>
+      </w:r>
+      <w:r>
+        <w:t xml:space="preserve"> </w:t>
+      </w:r>
+      <w:r>
+        <w:t>Here</w:t>
+      </w:r>
+      <w:r>
+        <w:t xml:space="preserve"> cosine similarity is used for comparison </w:t>
+      </w:r>
+      <w:r>
+        <w:t>in a unit vector space</w:t>
+      </w:r>
+      <w:r>
+        <w:t xml:space="preserve">. With track features converted to vectors </w:t>
+      </w:r>
+      <w:r>
+        <w:t xml:space="preserve">and normalised, </w:t>
+      </w:r>
+      <w:r>
+        <w:t>cosine similarity could be used as a self-evident similarity score like DTW while also being computationally cheap.</w:t>
+      </w:r>
+    </w:p>
+    <w:p>
+      <w:pPr>
+        <w:jc w:val="both"/>
+      </w:pPr>
+    </w:p>
+    <w:p>
+      <w:pPr>
+        <w:jc w:val="both"/>
+      </w:pPr>
+      <w:r>
+        <w:t xml:space="preserve">As the size of </w:t>
+      </w:r>
+      <w:r>
+        <w:t>the</w:t>
+      </w:r>
+      <w:r>
+        <w:t xml:space="preserve"> dataset and dimensionality of similarity features are both substantial, exhaustive comparison to retrieve a similarity mapping becomes computationally expensive. </w:t>
+      </w:r>
+      <w:r>
+        <w:t>Moreover, the curse of dimensionality can cause point distance</w:t>
+      </w:r>
+      <w:r>
+        <w:t>s</w:t>
+      </w:r>
+      <w:r>
+        <w:t xml:space="preserve"> to become </w:t>
+      </w:r>
+      <w:r>
+        <w:t xml:space="preserve">meaningless </w:t>
+      </w:r>
+      <w:r>
         <w:t>(</w:t>
       </w:r>
       <w:r>
         <w:rPr>
+          <w:rFonts w:eastAsia="MS Mincho"/>
+        </w:rPr>
+        <w:t>Weber et al., 1998</w:t>
+      </w:r>
+      <w:r>
+        <w:t>)</w:t>
+      </w:r>
+      <w:r>
+        <w:t xml:space="preserve">. </w:t>
+      </w:r>
+      <w:r>
+        <w:t>As such ANN (Approximate Nearest Neighbour) methods were researched to use as an efficient yet accurate method of retrieval.</w:t>
+      </w:r>
+      <w:r>
+        <w:t xml:space="preserve"> </w:t>
+      </w:r>
+    </w:p>
+    <w:p>
+      <w:pPr>
+        <w:jc w:val="both"/>
+      </w:pPr>
+    </w:p>
+    <w:p>
+      <w:pPr>
+        <w:jc w:val="both"/>
+      </w:pPr>
+      <w:r>
+        <w:t>The three techniques considered were</w:t>
+      </w:r>
+      <w:r>
+        <w:t xml:space="preserve"> FAISS (Facebook AI Similarity Search), ANNOY (Approximate Nearest Neighbour Oh Yeah) and HNSW (Hierarchical Small Worlds). </w:t>
+      </w:r>
+    </w:p>
+    <w:p>
+      <w:pPr>
+        <w:jc w:val="both"/>
+      </w:pPr>
+    </w:p>
+    <w:p>
+      <w:pPr>
+        <w:jc w:val="both"/>
+      </w:pPr>
+      <w:r>
+        <w:lastRenderedPageBreak/>
+        <w:t xml:space="preserve">They perform ANN with varying approaches where </w:t>
+      </w:r>
+      <w:r>
+        <w:t>FAISS uses cluster centroids to compare vector embeddings (</w:t>
+      </w:r>
+      <w:proofErr w:type="spellStart"/>
+      <w:r>
+        <w:t>Douze</w:t>
+      </w:r>
+      <w:proofErr w:type="spellEnd"/>
+      <w:r>
+        <w:t xml:space="preserve"> et</w:t>
+      </w:r>
+      <w:r>
+        <w:t xml:space="preserve"> </w:t>
+      </w:r>
+      <w:r>
+        <w:t>al., 2024</w:t>
+      </w:r>
+      <w:r>
+        <w:t>), whilst ANNOY</w:t>
+      </w:r>
+      <w:r>
+        <w:t xml:space="preserve"> </w:t>
+      </w:r>
+      <w:r>
+        <w:t>(</w:t>
+      </w:r>
+      <w:r>
+        <w:rPr>
+          <w:rFonts w:eastAsia="MS Mincho"/>
+        </w:rPr>
+        <w:t>Bernhardsson, n.d.</w:t>
+      </w:r>
+      <w:r>
+        <w:t>)</w:t>
+      </w:r>
+      <w:r>
+        <w:t xml:space="preserve"> </w:t>
+      </w:r>
+      <w:r>
+        <w:t xml:space="preserve">constructs indexes using forests and HNSW functions using hierarchical graphs. Though </w:t>
+      </w:r>
+      <w:proofErr w:type="spellStart"/>
+      <w:r>
+        <w:rPr>
+          <w:rFonts w:eastAsia="MS Mincho"/>
+        </w:rPr>
+        <w:t>Aumüller</w:t>
+      </w:r>
+      <w:proofErr w:type="spellEnd"/>
+      <w:r>
+        <w:rPr>
+          <w:rFonts w:eastAsia="MS Mincho"/>
+        </w:rPr>
+        <w:t xml:space="preserve"> et al.</w:t>
+      </w:r>
+      <w:r>
+        <w:rPr>
+          <w:rFonts w:eastAsia="MS Mincho"/>
+        </w:rPr>
+        <w:t xml:space="preserve"> (</w:t>
+      </w:r>
+      <w:r>
+        <w:rPr>
+          <w:rFonts w:eastAsia="MS Mincho"/>
+        </w:rPr>
+        <w:t>2020</w:t>
+      </w:r>
+      <w:r>
+        <w:t>)</w:t>
+      </w:r>
+      <w:r>
+        <w:t xml:space="preserve"> concludes HNSW </w:t>
+      </w:r>
+      <w:r>
+        <w:t>(</w:t>
+      </w:r>
+      <w:r>
+        <w:t>Malkov et al., 2018</w:t>
+      </w:r>
+      <w:r>
+        <w:t xml:space="preserve">) </w:t>
+      </w:r>
+      <w:r>
+        <w:t>can perform the best, this is dependent on dataset and a high recall count. Moreover, performance was still comparable across the three techniques and FAISS outperformed on a low recall count. The use of vector embeddings may lend itself best to this project’s context.</w:t>
+      </w:r>
+    </w:p>
+    <w:p>
+      <w:pPr>
+        <w:pStyle w:val="Heading2"/>
+        <w:rPr>
+          <w:noProof w:val="0"/>
+        </w:rPr>
+      </w:pPr>
+      <w:bookmarkStart w:id="19" w:name="_Toc239268853"/>
+      <w:r>
+        <w:rPr>
+          <w:noProof w:val="0"/>
+        </w:rPr>
+        <w:t>User Needs</w:t>
+      </w:r>
+      <w:bookmarkEnd w:id="19"/>
+    </w:p>
+    <w:p>
+      <w:pPr>
+        <w:jc w:val="both"/>
+      </w:pPr>
+      <w:r>
+        <w:t xml:space="preserve">As </w:t>
+      </w:r>
+      <w:r>
+        <w:t>observed</w:t>
+      </w:r>
+      <w:r>
+        <w:t xml:space="preserve"> from a review of similar tools</w:t>
+      </w:r>
+      <w:r>
+        <w:t xml:space="preserve"> (</w:t>
+      </w:r>
+      <w:r>
+        <w:rPr>
           <w:iCs/>
         </w:rPr>
-        <w:t>Keogh</w:t>
+        <w:t>Crauwels</w:t>
       </w:r>
       <w:r>
         <w:rPr>
           <w:iCs/>
         </w:rPr>
-        <w:t xml:space="preserve"> and </w:t>
-      </w:r>
-      <w:proofErr w:type="spellStart"/>
-      <w:r>
-        <w:rPr>
-          <w:iCs/>
-        </w:rPr>
-        <w:t>Ratanamahatana</w:t>
-      </w:r>
-      <w:proofErr w:type="spellEnd"/>
-      <w:r>
-        <w:rPr>
-          <w:iCs/>
-        </w:rPr>
-        <w:t xml:space="preserve"> 2005)</w:t>
-      </w:r>
-      <w:r>
-        <w:rPr>
-          <w:iCs/>
-        </w:rPr>
-        <w:t>. Conversely, neural networks would require substantial ground truth with the dataset also likely</w:t>
-      </w:r>
-      <w:r>
-        <w:rPr>
-          <w:iCs/>
-        </w:rPr>
+        <w:t>,</w:t>
+      </w:r>
+      <w:r>
+        <w:t xml:space="preserve"> 2022; McDonald</w:t>
+      </w:r>
+      <w:r>
+        <w:t>,</w:t>
+      </w:r>
+      <w:r>
+        <w:t xml:space="preserve"> 2014)</w:t>
+      </w:r>
+      <w:r>
         <w:t xml:space="preserve"> </w:t>
       </w:r>
       <w:r>
-        <w:rPr>
-          <w:iCs/>
-        </w:rPr>
-        <w:t>not large enough for meaningful training.</w:t>
-      </w:r>
-      <w:r>
-        <w:rPr>
-          <w:iCs/>
-        </w:rPr>
-        <w:t xml:space="preserve"> </w:t>
-      </w:r>
-    </w:p>
-    <w:p>
-      <w:pPr>
-        <w:jc w:val="both"/>
-        <w:rPr>
-          <w:iCs/>
-        </w:rPr>
-      </w:pPr>
-    </w:p>
-    <w:p>
-      <w:pPr>
-        <w:jc w:val="both"/>
-      </w:pPr>
-      <w:r>
-        <w:t>A</w:t>
-      </w:r>
-      <w:r>
-        <w:t xml:space="preserve"> perhaps more realistic approach is explained in </w:t>
-      </w:r>
-      <w:r>
-        <w:t>Manning</w:t>
-      </w:r>
-      <w:r>
-        <w:t xml:space="preserve"> et al. (</w:t>
-      </w:r>
-      <w:r>
-        <w:t>2008)</w:t>
-      </w:r>
-      <w:r>
-        <w:t>.</w:t>
-      </w:r>
-      <w:r>
-        <w:t xml:space="preserve"> </w:t>
-      </w:r>
-      <w:r>
-        <w:t>Here</w:t>
-      </w:r>
-      <w:r>
-        <w:t xml:space="preserve"> cosine similarity is used for comparison </w:t>
-      </w:r>
-      <w:r>
-        <w:t>in a unit vector space</w:t>
-      </w:r>
-      <w:r>
-        <w:t xml:space="preserve">. With track features converted to vectors </w:t>
-      </w:r>
-      <w:r>
-        <w:t xml:space="preserve">and normalised, </w:t>
-      </w:r>
-      <w:r>
-        <w:t>cosine similarity could be used as a self-evident similarity score like DTW while also being computationally cheap.</w:t>
-      </w:r>
-    </w:p>
-    <w:p>
-      <w:pPr>
-        <w:jc w:val="both"/>
-      </w:pPr>
-    </w:p>
-    <w:p>
-      <w:pPr>
-        <w:jc w:val="both"/>
-      </w:pPr>
-      <w:r>
-        <w:t xml:space="preserve">As the size of </w:t>
-      </w:r>
-      <w:r>
-        <w:t>the</w:t>
-      </w:r>
-      <w:r>
-        <w:t xml:space="preserve"> dataset and dimensionality of similarity features are both substantial, exhaustive comparison to retrieve a similarity mapping becomes computationally expensive. </w:t>
-      </w:r>
-      <w:r>
-        <w:t>Moreover, the curse of dimensionality can cause point distance</w:t>
-      </w:r>
-      <w:r>
-        <w:t>s</w:t>
-      </w:r>
-      <w:r>
-        <w:t xml:space="preserve"> to become </w:t>
-      </w:r>
-      <w:r>
-        <w:t xml:space="preserve">meaningless </w:t>
-      </w:r>
-      <w:r>
-        <w:t>(</w:t>
-      </w:r>
-      <w:r>
-        <w:rPr>
-          <w:rFonts w:eastAsia="MS Mincho"/>
-        </w:rPr>
-        <w:t>Weber</w:t>
-      </w:r>
-      <w:r>
-        <w:rPr>
-          <w:rFonts w:eastAsia="MS Mincho"/>
-        </w:rPr>
-        <w:t xml:space="preserve"> et al., 1998</w:t>
-      </w:r>
-      <w:r>
-        <w:t>)</w:t>
-      </w:r>
-      <w:r>
-        <w:t xml:space="preserve">. </w:t>
-      </w:r>
-      <w:r>
-        <w:t>As such ANN (Approximate Nearest Neighbour) methods were researched to use as an efficient yet accurate method of retrieval.</w:t>
-      </w:r>
-      <w:r>
-        <w:t xml:space="preserve"> </w:t>
-      </w:r>
-    </w:p>
-    <w:p>
-      <w:pPr>
-        <w:jc w:val="both"/>
-      </w:pPr>
-    </w:p>
-    <w:p>
-      <w:pPr>
-        <w:jc w:val="both"/>
-      </w:pPr>
-      <w:r>
-        <w:t>The three techniques considered were</w:t>
-      </w:r>
-      <w:r>
-        <w:t xml:space="preserve"> FAISS (Facebook AI Similarity Search), ANNOY (Approximate Nearest Neighbour Oh Yeah) and HNSW (Hierarchical Small Worlds). </w:t>
-      </w:r>
-    </w:p>
-    <w:p>
-      <w:pPr>
-        <w:jc w:val="both"/>
-      </w:pPr>
-    </w:p>
-    <w:p>
-      <w:pPr>
-        <w:jc w:val="both"/>
-      </w:pPr>
-      <w:r>
-        <w:t xml:space="preserve">They perform ANN with varying approaches where </w:t>
-      </w:r>
-      <w:r>
-        <w:t>FAISS uses cluster centroids to compare vector embeddings (</w:t>
-      </w:r>
-      <w:proofErr w:type="spellStart"/>
-      <w:r>
-        <w:t>Douze</w:t>
-      </w:r>
-      <w:proofErr w:type="spellEnd"/>
-      <w:r>
-        <w:t xml:space="preserve"> et</w:t>
-      </w:r>
-      <w:r>
-        <w:t xml:space="preserve"> </w:t>
-      </w:r>
-      <w:r>
-        <w:t xml:space="preserve">al., </w:t>
-      </w:r>
-      <w:r>
-        <w:lastRenderedPageBreak/>
-        <w:t>2024</w:t>
-      </w:r>
-      <w:r>
-        <w:t>), whilst ANNOY</w:t>
-      </w:r>
-      <w:r>
-        <w:t xml:space="preserve"> </w:t>
-      </w:r>
-      <w:r>
-        <w:t>(</w:t>
-      </w:r>
-      <w:r>
-        <w:rPr>
-          <w:rFonts w:eastAsia="MS Mincho"/>
-        </w:rPr>
-        <w:t>Bernhardsson</w:t>
-      </w:r>
-      <w:r>
-        <w:rPr>
-          <w:rFonts w:eastAsia="MS Mincho"/>
-        </w:rPr>
-        <w:t>, n.d.</w:t>
-      </w:r>
-      <w:r>
-        <w:t>)</w:t>
-      </w:r>
-      <w:r>
-        <w:t xml:space="preserve"> </w:t>
-      </w:r>
-      <w:r>
-        <w:t xml:space="preserve">constructs indexes using forests and HNSW functions using hierarchical graphs. Though </w:t>
-      </w:r>
-      <w:proofErr w:type="spellStart"/>
-      <w:r>
-        <w:rPr>
-          <w:rFonts w:eastAsia="MS Mincho"/>
-        </w:rPr>
-        <w:t>Aumüller</w:t>
-      </w:r>
-      <w:proofErr w:type="spellEnd"/>
-      <w:r>
-        <w:rPr>
-          <w:rFonts w:eastAsia="MS Mincho"/>
-        </w:rPr>
-        <w:t xml:space="preserve"> et al.</w:t>
-      </w:r>
-      <w:r>
-        <w:rPr>
-          <w:rFonts w:eastAsia="MS Mincho"/>
-        </w:rPr>
-        <w:t xml:space="preserve"> (</w:t>
-      </w:r>
-      <w:r>
-        <w:rPr>
-          <w:rFonts w:eastAsia="MS Mincho"/>
-        </w:rPr>
-        <w:t>2020</w:t>
-      </w:r>
-      <w:r>
-        <w:t>)</w:t>
-      </w:r>
-      <w:r>
-        <w:t xml:space="preserve"> concludes HNSW </w:t>
-      </w:r>
-      <w:r>
-        <w:t>(</w:t>
-      </w:r>
-      <w:r>
-        <w:t>Malkov et al., 2018</w:t>
-      </w:r>
-      <w:r>
-        <w:t xml:space="preserve">) </w:t>
-      </w:r>
-      <w:r>
-        <w:t>can perform the best, this is dependent on dataset and a high recall count. Moreover, performance was still comparable across the three techniques and FAISS outperformed on a low recall count. The use of vector embeddings may lend itself best to this project’s context.</w:t>
-      </w:r>
-    </w:p>
-    <w:p>
-      <w:pPr>
-        <w:pStyle w:val="Heading2"/>
-        <w:rPr>
-          <w:noProof w:val="0"/>
-        </w:rPr>
-      </w:pPr>
-      <w:bookmarkStart w:id="19" w:name="_Toc239170606"/>
-      <w:r>
-        <w:rPr>
-          <w:noProof w:val="0"/>
-        </w:rPr>
-        <w:t>User Needs</w:t>
-      </w:r>
-      <w:bookmarkEnd w:id="19"/>
-    </w:p>
-    <w:p>
-      <w:pPr>
-        <w:jc w:val="both"/>
-      </w:pPr>
-      <w:r>
-        <w:t xml:space="preserve">As </w:t>
-      </w:r>
-      <w:r>
-        <w:t>observed</w:t>
-      </w:r>
-      <w:r>
-        <w:t xml:space="preserve"> from a review of similar tools</w:t>
-      </w:r>
-      <w:r>
-        <w:t xml:space="preserve"> (</w:t>
-      </w:r>
-      <w:r>
-        <w:rPr>
-          <w:iCs/>
-        </w:rPr>
-        <w:t>Crauwels</w:t>
-      </w:r>
-      <w:r>
-        <w:rPr>
-          <w:iCs/>
-        </w:rPr>
-        <w:t>,</w:t>
-      </w:r>
-      <w:r>
-        <w:t xml:space="preserve"> 2022; McDonald</w:t>
-      </w:r>
-      <w:r>
-        <w:t>,</w:t>
-      </w:r>
-      <w:r>
-        <w:t xml:space="preserve"> 2014</w:t>
-      </w:r>
-      <w:r>
-        <w:t>)</w:t>
-      </w:r>
-      <w:r>
-        <w:t xml:space="preserve"> </w:t>
-      </w:r>
-      <w:proofErr w:type="gramStart"/>
-      <w:r>
-        <w:t xml:space="preserve">and </w:t>
-      </w:r>
-      <w:r>
-        <w:t>also</w:t>
-      </w:r>
-      <w:proofErr w:type="gramEnd"/>
+        <w:t>and</w:t>
+      </w:r>
+      <w:r>
+        <w:t xml:space="preserve"> from the</w:t>
+      </w:r>
       <w:r>
         <w:t xml:space="preserve"> identified</w:t>
       </w:r>
@@ -6903,7 +7094,7 @@
           <w:noProof w:val="0"/>
         </w:rPr>
       </w:pPr>
-      <w:bookmarkStart w:id="20" w:name="_Toc239170607"/>
+      <w:bookmarkStart w:id="20" w:name="_Toc239268854"/>
       <w:r>
         <w:rPr>
           <w:noProof w:val="0"/>
@@ -6925,7 +7116,7 @@
           <w:noProof w:val="0"/>
         </w:rPr>
       </w:pPr>
-      <w:bookmarkStart w:id="21" w:name="_Toc239170608"/>
+      <w:bookmarkStart w:id="21" w:name="_Toc239268855"/>
       <w:r>
         <w:rPr>
           <w:noProof w:val="0"/>
@@ -6981,7 +7172,7 @@
       <w:r>
         <w:t xml:space="preserve">GitHub page: </w:t>
       </w:r>
-      <w:hyperlink r:id="rId13" w:history="1">
+      <w:hyperlink r:id="rId14" w:history="1">
         <w:proofErr w:type="spellStart"/>
         <w:r>
           <w:rPr>
@@ -7005,7 +7196,7 @@
       <w:pPr>
         <w:pStyle w:val="Heading2"/>
       </w:pPr>
-      <w:bookmarkStart w:id="22" w:name="_Toc239170609"/>
+      <w:bookmarkStart w:id="22" w:name="_Toc239268856"/>
       <w:r>
         <w:t>Evaluation</w:t>
       </w:r>
@@ -7178,7 +7369,28 @@
           <w:i/>
           <w:iCs/>
         </w:rPr>
-        <w:t xml:space="preserve">future work </w:t>
+        <w:t>F</w:t>
+      </w:r>
+      <w:r>
+        <w:rPr>
+          <w:i/>
+          <w:iCs/>
+        </w:rPr>
+        <w:t xml:space="preserve">uture </w:t>
+      </w:r>
+      <w:r>
+        <w:rPr>
+          <w:i/>
+          <w:iCs/>
+        </w:rPr>
+        <w:t>W</w:t>
+      </w:r>
+      <w:r>
+        <w:rPr>
+          <w:i/>
+          <w:iCs/>
+        </w:rPr>
+        <w:t xml:space="preserve">ork </w:t>
       </w:r>
       <w:r>
         <w:t>sectio</w:t>
@@ -7197,7 +7409,7 @@
           <w:noProof w:val="0"/>
         </w:rPr>
       </w:pPr>
-      <w:bookmarkStart w:id="23" w:name="_Toc239170610"/>
+      <w:bookmarkStart w:id="23" w:name="_Toc239268857"/>
       <w:r>
         <w:rPr>
           <w:noProof w:val="0"/>
@@ -7226,7 +7438,7 @@
           <w:noProof w:val="0"/>
         </w:rPr>
       </w:pPr>
-      <w:bookmarkStart w:id="24" w:name="_Toc239170611"/>
+      <w:bookmarkStart w:id="24" w:name="_Toc239268858"/>
       <w:r>
         <w:rPr>
           <w:noProof w:val="0"/>
@@ -7342,7 +7554,7 @@
           <w:noProof w:val="0"/>
         </w:rPr>
       </w:pPr>
-      <w:bookmarkStart w:id="25" w:name="_Toc239170612"/>
+      <w:bookmarkStart w:id="25" w:name="_Toc239268859"/>
       <w:r>
         <w:rPr>
           <w:noProof w:val="0"/>
@@ -7359,14 +7571,14 @@
         <w:t xml:space="preserve">Next files were processed to produce tabular features by which similarity could be scored for each respective track. </w:t>
       </w:r>
       <w:r>
-        <w:t>Features were extracted along 6 categories</w:t>
-      </w:r>
-      <w:r>
-        <w:t xml:space="preserve"> identified from the literature </w:t>
+        <w:t xml:space="preserve">Features </w:t>
       </w:r>
       <w:r>
         <w:lastRenderedPageBreak/>
-        <w:t>review. These</w:t>
+        <w:t>were extracted along 6 categories</w:t>
+      </w:r>
+      <w:r>
+        <w:t xml:space="preserve"> identified from the literature review. These</w:t>
       </w:r>
       <w:r>
         <w:t xml:space="preserve"> were selected to best c</w:t>
@@ -7452,7 +7664,13 @@
         <w:t>)</w:t>
       </w:r>
       <w:r>
-        <w:t>. They contain 7 features for low, mid, high and total with each as 12-dimensional normalised vectors and 3 features relating to the tracks key. The idea behind these is to capture harmonic content and similarity.</w:t>
+        <w:t>. They contain 7 features for low, mid, high and total with each as 12-dimensional normalised vectors and 3 features relating to the track</w:t>
+      </w:r>
+      <w:r>
+        <w:t>’</w:t>
+      </w:r>
+      <w:r>
+        <w:t>s key. The idea behind these is to capture harmonic content and similarity.</w:t>
       </w:r>
     </w:p>
     <w:p>
@@ -7566,7 +7784,13 @@
         <w:t xml:space="preserve"> can be easily distinguished</w:t>
       </w:r>
       <w:r>
-        <w:t xml:space="preserve"> as well as allow distinguishing syncopated rhythms</w:t>
+        <w:t xml:space="preserve"> as well as </w:t>
+      </w:r>
+      <w:r>
+        <w:t xml:space="preserve">compare </w:t>
+      </w:r>
+      <w:r>
+        <w:t>syncopated rhythms</w:t>
       </w:r>
       <w:r>
         <w:t>. This done using inter onset interval histograms and density measure for total, notes, bass, melody and drums.</w:t>
@@ -7639,6 +7863,9 @@
         <w:t xml:space="preserve">with depth </w:t>
       </w:r>
       <w:r>
+        <w:t xml:space="preserve">and </w:t>
+      </w:r>
+      <w:r>
         <w:t>safe redundancy on some features if they proved to be not useful.</w:t>
       </w:r>
     </w:p>
@@ -7652,7 +7879,13 @@
         <w:jc w:val="both"/>
       </w:pPr>
       <w:r>
-        <w:t xml:space="preserve">It is also noted here that on feature extraction </w:t>
+        <w:t>It is also noted here that on feature extraction</w:t>
+      </w:r>
+      <w:r>
+        <w:t xml:space="preserve"> it</w:t>
+      </w:r>
+      <w:r>
+        <w:t xml:space="preserve"> </w:t>
       </w:r>
       <w:r>
         <w:t xml:space="preserve">was </w:t>
@@ -13899,7 +14132,7 @@
           <w:noProof w:val="0"/>
         </w:rPr>
       </w:pPr>
-      <w:bookmarkStart w:id="26" w:name="_Toc239170613"/>
+      <w:bookmarkStart w:id="26" w:name="_Toc239268860"/>
       <w:r>
         <w:rPr>
           <w:noProof w:val="0"/>
@@ -15142,7 +15375,7 @@
           <w:noProof w:val="0"/>
         </w:rPr>
       </w:pPr>
-      <w:bookmarkStart w:id="27" w:name="_Toc239170614"/>
+      <w:bookmarkStart w:id="27" w:name="_Toc239268861"/>
       <w:r>
         <w:rPr>
           <w:noProof w:val="0"/>
@@ -15294,7 +15527,7 @@
                     <pic:cNvPicPr/>
                   </pic:nvPicPr>
                   <pic:blipFill>
-                    <a:blip r:embed="rId14"/>
+                    <a:blip r:embed="rId15"/>
                     <a:stretch>
                       <a:fillRect/>
                     </a:stretch>
@@ -15453,7 +15686,7 @@
                     <pic:cNvPicPr/>
                   </pic:nvPicPr>
                   <pic:blipFill>
-                    <a:blip r:embed="rId15"/>
+                    <a:blip r:embed="rId16"/>
                     <a:stretch>
                       <a:fillRect/>
                     </a:stretch>
@@ -15723,13 +15956,7 @@
             <w:rPr>
               <w:rFonts w:ascii="Cambria Math" w:hAnsi="Cambria Math"/>
             </w:rPr>
-            <m:t>σ</m:t>
-          </m:r>
-          <m:r>
-            <w:rPr>
-              <w:rFonts w:ascii="Cambria Math" w:hAnsi="Cambria Math"/>
-            </w:rPr>
-            <m:t>=</m:t>
+            <m:t>σ=</m:t>
           </m:r>
           <m:f>
             <m:fPr>
@@ -15907,13 +16134,7 @@
             <w:rPr>
               <w:rFonts w:ascii="Cambria Math" w:hAnsi="Cambria Math"/>
             </w:rPr>
-            <m:t>≈0.2</m:t>
-          </m:r>
-          <m:r>
-            <w:rPr>
-              <w:rFonts w:ascii="Cambria Math" w:hAnsi="Cambria Math"/>
-            </w:rPr>
-            <m:t>9</m:t>
+            <m:t>≈0.29</m:t>
           </m:r>
         </m:oMath>
       </m:oMathPara>
@@ -15949,10 +16170,7 @@
         <w:t xml:space="preserve">the value of weights for these feature groupings has not become more consistent than the original random sampling. </w:t>
       </w:r>
       <w:r>
-        <w:t>Which in the context of their no correlation with accuracy</w:t>
-      </w:r>
-      <w:r>
-        <w:t>,</w:t>
+        <w:t>Which in the context of their no correlation with accuracy,</w:t>
       </w:r>
       <w:r>
         <w:t xml:space="preserve"> </w:t>
@@ -15999,7 +16217,7 @@
                     <pic:cNvPicPr/>
                   </pic:nvPicPr>
                   <pic:blipFill>
-                    <a:blip r:embed="rId16"/>
+                    <a:blip r:embed="rId17"/>
                     <a:stretch>
                       <a:fillRect/>
                     </a:stretch>
@@ -16136,7 +16354,7 @@
                     <pic:cNvPicPr/>
                   </pic:nvPicPr>
                   <pic:blipFill>
-                    <a:blip r:embed="rId17"/>
+                    <a:blip r:embed="rId18"/>
                     <a:stretch>
                       <a:fillRect/>
                     </a:stretch>
@@ -16337,7 +16555,7 @@
                     <pic:cNvPicPr/>
                   </pic:nvPicPr>
                   <pic:blipFill>
-                    <a:blip r:embed="rId18"/>
+                    <a:blip r:embed="rId19"/>
                     <a:stretch>
                       <a:fillRect/>
                     </a:stretch>
@@ -16454,7 +16672,7 @@
           <w:noProof w:val="0"/>
         </w:rPr>
       </w:pPr>
-      <w:bookmarkStart w:id="28" w:name="_Toc239170615"/>
+      <w:bookmarkStart w:id="28" w:name="_Toc239268862"/>
       <w:r>
         <w:rPr>
           <w:noProof w:val="0"/>
@@ -16540,7 +16758,6 @@
     </w:p>
     <w:p>
       <w:pPr>
-        <w:jc w:val="both"/>
         <w:rPr>
           <w:color w:val="EE0000"/>
         </w:rPr>
@@ -16551,9 +16768,9 @@
           <w:color w:val="EE0000"/>
         </w:rPr>
         <w:drawing>
-          <wp:inline distT="0" distB="0" distL="0" distR="0" wp14:anchorId="76BE59D9" wp14:editId="42A7EAAE">
-            <wp:extent cx="3443849" cy="3221370"/>
-            <wp:effectExtent l="0" t="0" r="4445" b="0"/>
+          <wp:inline distT="0" distB="0" distL="0" distR="0" wp14:anchorId="76BE59D9" wp14:editId="05FF2D90">
+            <wp:extent cx="3605875" cy="3372929"/>
+            <wp:effectExtent l="0" t="0" r="0" b="0"/>
             <wp:docPr id="73852113" name="Picture 1"/>
             <wp:cNvGraphicFramePr>
               <a:graphicFrameLocks xmlns:a="http://schemas.openxmlformats.org/drawingml/2006/main" noChangeAspect="1"/>
@@ -16566,7 +16783,7 @@
                     <pic:cNvPicPr/>
                   </pic:nvPicPr>
                   <pic:blipFill rotWithShape="1">
-                    <a:blip r:embed="rId19"/>
+                    <a:blip r:embed="rId20"/>
                     <a:srcRect l="942"/>
                     <a:stretch>
                       <a:fillRect/>
@@ -16575,7 +16792,7 @@
                   <pic:spPr bwMode="auto">
                     <a:xfrm>
                       <a:off x="0" y="0"/>
-                      <a:ext cx="3452287" cy="3229263"/>
+                      <a:ext cx="3620015" cy="3386156"/>
                     </a:xfrm>
                     <a:prstGeom prst="rect">
                       <a:avLst/>
@@ -16667,7 +16884,7 @@
       <w:pPr>
         <w:pStyle w:val="Heading3"/>
       </w:pPr>
-      <w:bookmarkStart w:id="29" w:name="_Toc239170616"/>
+      <w:bookmarkStart w:id="29" w:name="_Toc239268863"/>
       <w:r>
         <w:t>Music Explorer</w:t>
       </w:r>
@@ -16691,17 +16908,45 @@
           <w:i/>
           <w:iCs/>
         </w:rPr>
-        <w:t>user needs</w:t>
-      </w:r>
-      <w:r>
-        <w:t xml:space="preserve"> and </w:t>
+        <w:t>U</w:t>
       </w:r>
       <w:r>
         <w:rPr>
           <w:i/>
           <w:iCs/>
         </w:rPr>
-        <w:t>objectives</w:t>
+        <w:t xml:space="preserve">ser </w:t>
+      </w:r>
+      <w:r>
+        <w:rPr>
+          <w:i/>
+          <w:iCs/>
+        </w:rPr>
+        <w:t>N</w:t>
+      </w:r>
+      <w:r>
+        <w:rPr>
+          <w:i/>
+          <w:iCs/>
+        </w:rPr>
+        <w:t>eeds</w:t>
+      </w:r>
+      <w:r>
+        <w:t xml:space="preserve"> and </w:t>
+      </w:r>
+      <w:r>
+        <w:rPr>
+          <w:i/>
+          <w:iCs/>
+        </w:rPr>
+        <w:t>Aims and O</w:t>
+      </w:r>
+      <w:r>
+        <w:rPr>
+          <w:i/>
+          <w:iCs/>
+        </w:rPr>
+        <w:t>bjectives</w:t>
       </w:r>
       <w:r>
         <w:t xml:space="preserve">, a class was created call Music Explorer. This class </w:t>
@@ -16796,7 +17041,7 @@
           <w:noProof w:val="0"/>
         </w:rPr>
       </w:pPr>
-      <w:bookmarkStart w:id="30" w:name="_Toc239170617"/>
+      <w:bookmarkStart w:id="30" w:name="_Toc239268864"/>
       <w:r>
         <w:rPr>
           <w:noProof w:val="0"/>
@@ -16818,16 +17063,10 @@
       </w:r>
       <w:proofErr w:type="spellEnd"/>
       <w:r>
-        <w:t xml:space="preserve"> backend provides a method of communication between the user who interacts with the React frontend and the music explorer class. This is done by creating HTTP endpoints where the frontend can submit queries.</w:t>
-      </w:r>
-      <w:r>
-        <w:t xml:space="preserve"> These queries line up with the tasks explained above but also include searching </w:t>
-      </w:r>
-      <w:r>
-        <w:t>for</w:t>
-      </w:r>
-      <w:r>
-        <w:t xml:space="preserve"> songs by track title or artist. </w:t>
+        <w:t xml:space="preserve"> backend provides a method of communication between the user who interacts with the React frontend and the music explorer class. This is done by creating HTTP endpoints where the frontend can submit queries</w:t>
+      </w:r>
+      <w:r>
+        <w:t xml:space="preserve">. </w:t>
       </w:r>
       <w:proofErr w:type="spellStart"/>
       <w:r>
@@ -16856,7 +17095,7 @@
           <w:noProof w:val="0"/>
         </w:rPr>
       </w:pPr>
-      <w:bookmarkStart w:id="31" w:name="_Toc239170618"/>
+      <w:bookmarkStart w:id="31" w:name="_Toc239268865"/>
       <w:r>
         <w:rPr>
           <w:noProof w:val="0"/>
@@ -17078,7 +17317,7 @@
                     <pic:cNvPicPr/>
                   </pic:nvPicPr>
                   <pic:blipFill>
-                    <a:blip r:embed="rId20"/>
+                    <a:blip r:embed="rId21"/>
                     <a:stretch>
                       <a:fillRect/>
                     </a:stretch>
@@ -17182,7 +17421,7 @@
                     <pic:cNvPicPr/>
                   </pic:nvPicPr>
                   <pic:blipFill>
-                    <a:blip r:embed="rId21"/>
+                    <a:blip r:embed="rId22"/>
                     <a:stretch>
                       <a:fillRect/>
                     </a:stretch>
@@ -17331,7 +17570,7 @@
                     <pic:cNvPicPr/>
                   </pic:nvPicPr>
                   <pic:blipFill>
-                    <a:blip r:embed="rId22"/>
+                    <a:blip r:embed="rId23"/>
                     <a:stretch>
                       <a:fillRect/>
                     </a:stretch>
@@ -17472,7 +17711,7 @@
                     <pic:cNvPicPr/>
                   </pic:nvPicPr>
                   <pic:blipFill>
-                    <a:blip r:embed="rId23"/>
+                    <a:blip r:embed="rId24"/>
                     <a:stretch>
                       <a:fillRect/>
                     </a:stretch>
@@ -17663,7 +17902,7 @@
                     <pic:cNvPicPr/>
                   </pic:nvPicPr>
                   <pic:blipFill>
-                    <a:blip r:embed="rId24"/>
+                    <a:blip r:embed="rId25"/>
                     <a:stretch>
                       <a:fillRect/>
                     </a:stretch>
@@ -17806,7 +18045,7 @@
                     <pic:cNvPicPr/>
                   </pic:nvPicPr>
                   <pic:blipFill>
-                    <a:blip r:embed="rId25"/>
+                    <a:blip r:embed="rId26"/>
                     <a:stretch>
                       <a:fillRect/>
                     </a:stretch>
@@ -17952,7 +18191,7 @@
                     <pic:cNvPicPr/>
                   </pic:nvPicPr>
                   <pic:blipFill>
-                    <a:blip r:embed="rId26"/>
+                    <a:blip r:embed="rId27"/>
                     <a:stretch>
                       <a:fillRect/>
                     </a:stretch>
@@ -18049,7 +18288,7 @@
                     <pic:cNvPicPr/>
                   </pic:nvPicPr>
                   <pic:blipFill>
-                    <a:blip r:embed="rId27"/>
+                    <a:blip r:embed="rId28"/>
                     <a:stretch>
                       <a:fillRect/>
                     </a:stretch>
@@ -18139,13 +18378,7 @@
         <w:rPr>
           <w:noProof/>
         </w:rPr>
-        <w:t>Finally, t</w:t>
-      </w:r>
-      <w:r>
-        <w:rPr>
-          <w:noProof/>
-        </w:rPr>
-        <w:t>hough cropped due to length, the guide is also showcase below.</w:t>
+        <w:t>Finally, though cropped due to length, the guide is also showcase below.</w:t>
       </w:r>
     </w:p>
     <w:p>
@@ -18183,7 +18416,7 @@
                     <pic:cNvPicPr/>
                   </pic:nvPicPr>
                   <pic:blipFill rotWithShape="1">
-                    <a:blip r:embed="rId28"/>
+                    <a:blip r:embed="rId29"/>
                     <a:srcRect b="24729"/>
                     <a:stretch>
                       <a:fillRect/>
@@ -18239,7 +18472,7 @@
           <w:sz w:val="16"/>
           <w:szCs w:val="16"/>
         </w:rPr>
-        <w:t>1</w:t>
+        <w:t>15 Screenshot of User Guid</w:t>
       </w:r>
       <w:r>
         <w:rPr>
@@ -18248,24 +18481,6 @@
           <w:sz w:val="16"/>
           <w:szCs w:val="16"/>
         </w:rPr>
-        <w:t>5</w:t>
-      </w:r>
-      <w:r>
-        <w:rPr>
-          <w:b/>
-          <w:bCs/>
-          <w:sz w:val="16"/>
-          <w:szCs w:val="16"/>
-        </w:rPr>
-        <w:t xml:space="preserve"> Screenshot of User Guid</w:t>
-      </w:r>
-      <w:r>
-        <w:rPr>
-          <w:b/>
-          <w:bCs/>
-          <w:sz w:val="16"/>
-          <w:szCs w:val="16"/>
-        </w:rPr>
         <w:t>e</w:t>
       </w:r>
     </w:p>
@@ -18276,7 +18491,7 @@
           <w:noProof w:val="0"/>
         </w:rPr>
       </w:pPr>
-      <w:bookmarkStart w:id="32" w:name="_Toc239170619"/>
+      <w:bookmarkStart w:id="32" w:name="_Toc239268866"/>
       <w:r>
         <w:rPr>
           <w:noProof w:val="0"/>
@@ -18356,7 +18571,7 @@
       <w:pPr>
         <w:pStyle w:val="Heading1"/>
       </w:pPr>
-      <w:bookmarkStart w:id="33" w:name="_Toc239170620"/>
+      <w:bookmarkStart w:id="33" w:name="_Toc239268867"/>
       <w:r>
         <w:t>Soloution Evaluation</w:t>
       </w:r>
@@ -18370,7 +18585,7 @@
           <w:noProof w:val="0"/>
         </w:rPr>
       </w:pPr>
-      <w:bookmarkStart w:id="34" w:name="_Toc239170621"/>
+      <w:bookmarkStart w:id="34" w:name="_Toc239268868"/>
       <w:r>
         <w:rPr>
           <w:noProof w:val="0"/>
@@ -18523,7 +18738,7 @@
           <w:noProof w:val="0"/>
         </w:rPr>
       </w:pPr>
-      <w:bookmarkStart w:id="35" w:name="_Toc239170622"/>
+      <w:bookmarkStart w:id="35" w:name="_Toc239268869"/>
       <w:r>
         <w:rPr>
           <w:noProof w:val="0"/>
@@ -18576,9 +18791,18 @@
         <w:t xml:space="preserve"> </w:t>
       </w:r>
       <w:r>
-        <w:t xml:space="preserve">has been substantially addressed through the production of the MIDI similarity mapping tool. The tool is available for use from the authors </w:t>
-      </w:r>
-      <w:hyperlink r:id="rId29" w:history="1">
+        <w:t xml:space="preserve">has been substantially addressed through the production of the MIDI similarity mapping tool. The tool is </w:t>
+      </w:r>
+      <w:r>
+        <w:t xml:space="preserve">publicly </w:t>
+      </w:r>
+      <w:r>
+        <w:t xml:space="preserve">available for use from </w:t>
+      </w:r>
+      <w:r>
+        <w:t xml:space="preserve">my project’s </w:t>
+      </w:r>
+      <w:hyperlink r:id="rId30" w:history="1">
         <w:r>
           <w:rPr>
             <w:rStyle w:val="Hyperlink"/>
@@ -18618,7 +18842,7 @@
       <w:pPr>
         <w:pStyle w:val="Heading2"/>
       </w:pPr>
-      <w:bookmarkStart w:id="36" w:name="_Toc239170623"/>
+      <w:bookmarkStart w:id="36" w:name="_Toc239268870"/>
       <w:r>
         <w:t>Soloution</w:t>
       </w:r>
@@ -18706,7 +18930,7 @@
           <w:noProof w:val="0"/>
         </w:rPr>
       </w:pPr>
-      <w:bookmarkStart w:id="37" w:name="_Toc239170624"/>
+      <w:bookmarkStart w:id="37" w:name="_Toc239268871"/>
       <w:r>
         <w:rPr>
           <w:noProof w:val="0"/>
@@ -18723,7 +18947,7 @@
           <w:noProof w:val="0"/>
         </w:rPr>
       </w:pPr>
-      <w:bookmarkStart w:id="38" w:name="_Toc239170625"/>
+      <w:bookmarkStart w:id="38" w:name="_Toc239268872"/>
       <w:r>
         <w:rPr>
           <w:noProof w:val="0"/>
@@ -18761,7 +18985,7 @@
           <w:noProof w:val="0"/>
         </w:rPr>
       </w:pPr>
-      <w:bookmarkStart w:id="39" w:name="_Toc239170626"/>
+      <w:bookmarkStart w:id="39" w:name="_Toc239268873"/>
       <w:r>
         <w:rPr>
           <w:noProof w:val="0"/>
@@ -18859,26 +19083,28 @@
         <w:jc w:val="both"/>
       </w:pPr>
       <w:r>
-        <w:t>On a small ergonomic note, i</w:t>
-      </w:r>
-      <w:r>
-        <w:t xml:space="preserve">n its current form to launch the tool the user must clone the GitHub repository and then follow the command prompt instructions. Ideally, the </w:t>
-      </w:r>
-      <w:r>
-        <w:t>tool would be polished into an executable with a straightforward download link to make its use more accessible.</w:t>
-      </w:r>
-    </w:p>
-    <w:p>
-      <w:pPr>
-        <w:jc w:val="both"/>
-      </w:pPr>
-    </w:p>
-    <w:p>
-      <w:pPr>
-        <w:jc w:val="both"/>
-      </w:pPr>
-      <w:r>
-        <w:t>Further extension of the tool could come from production of currently out of scope features. Lyrical data could scrapped and analysed. Then lyrical content and semantics of tracks could be analysed with or against their musical similarity.</w:t>
+        <w:t>On a small ergonomic note, in its current form to launch the tool the user must clone the GitHub repository and then follow the command prompt instructions. Ideally, the tool would be polished into an executable with a straightforward download link to make its use more accessible.</w:t>
+      </w:r>
+    </w:p>
+    <w:p>
+      <w:pPr>
+        <w:jc w:val="both"/>
+      </w:pPr>
+    </w:p>
+    <w:p>
+      <w:pPr>
+        <w:jc w:val="both"/>
+      </w:pPr>
+      <w:r>
+        <w:t xml:space="preserve">Further extension of the tool could come from production of currently out of scope features. Lyrical data could </w:t>
+      </w:r>
+      <w:proofErr w:type="gramStart"/>
+      <w:r>
+        <w:t>scraped</w:t>
+      </w:r>
+      <w:proofErr w:type="gramEnd"/>
+      <w:r>
+        <w:t xml:space="preserve"> and analysed. Then lyrical content and semantics of tracks could be analysed with or against their musical similarity.</w:t>
       </w:r>
       <w:r>
         <w:t xml:space="preserve"> This of course could also extend to more metadata, where the user could see comparisons filtered to or highlighted on genre, artist, release year and region.</w:t>
@@ -18896,7 +19122,7 @@
           <w:noProof w:val="0"/>
         </w:rPr>
       </w:pPr>
-      <w:bookmarkStart w:id="40" w:name="_Toc239170627"/>
+      <w:bookmarkStart w:id="40" w:name="_Toc239268874"/>
       <w:r>
         <w:rPr>
           <w:noProof w:val="0"/>
@@ -18912,7 +19138,7 @@
           <w:noProof w:val="0"/>
         </w:rPr>
       </w:pPr>
-      <w:bookmarkStart w:id="41" w:name="_Toc239170628"/>
+      <w:bookmarkStart w:id="41" w:name="_Toc239268875"/>
       <w:r>
         <w:rPr>
           <w:noProof w:val="0"/>
@@ -19009,7 +19235,7 @@
           <w:noProof w:val="0"/>
         </w:rPr>
       </w:pPr>
-      <w:bookmarkStart w:id="42" w:name="_Toc239170629"/>
+      <w:bookmarkStart w:id="42" w:name="_Toc239268876"/>
       <w:r>
         <w:rPr>
           <w:noProof w:val="0"/>
@@ -19154,6 +19380,22 @@
           <w:u w:val="single"/>
         </w:rPr>
       </w:pPr>
+    </w:p>
+    <w:p>
+      <w:pPr>
+        <w:jc w:val="both"/>
+        <w:rPr>
+          <w:u w:val="single"/>
+        </w:rPr>
+      </w:pPr>
+    </w:p>
+    <w:p>
+      <w:pPr>
+        <w:jc w:val="both"/>
+        <w:rPr>
+          <w:u w:val="single"/>
+        </w:rPr>
+      </w:pPr>
       <w:r>
         <w:rPr>
           <w:u w:val="single"/>
@@ -19348,34 +19590,26 @@
         <w:jc w:val="both"/>
       </w:pPr>
       <w:r>
-        <w:t xml:space="preserve">Issues around dataset size were discussed. I had wondered weather it is acceptable to submit repository without processed datasets, since these exceed </w:t>
-      </w:r>
-      <w:proofErr w:type="spellStart"/>
-      <w:r>
-        <w:t>GitHubs</w:t>
-      </w:r>
-      <w:proofErr w:type="spellEnd"/>
-      <w:r>
-        <w:t xml:space="preserve"> repository limit. This would not impede the artifacts functionality; it just significantly increases time for markers to reproduce results. My supervisor assured that this is not a major concern. </w:t>
-      </w:r>
-    </w:p>
-    <w:p>
-      <w:pPr>
-        <w:jc w:val="both"/>
-      </w:pPr>
-    </w:p>
-    <w:p>
-      <w:pPr>
-        <w:jc w:val="both"/>
-      </w:pPr>
-      <w:r>
-        <w:t xml:space="preserve">The rest of the meeting focused on the project viva. Here presentation structure, time limit and artefact demonstration </w:t>
-      </w:r>
-      <w:r>
-        <w:t>were discussed</w:t>
-      </w:r>
-      <w:r>
-        <w:t xml:space="preserve"> along with marking criteria. Viable dates and timeslots were also agreed on.</w:t>
+        <w:t>Issues around dataset size were discussed. I had wondered weather it is acceptable to submit repository without processed datasets, since these exceed GitHub</w:t>
+      </w:r>
+      <w:r>
+        <w:t>’</w:t>
+      </w:r>
+      <w:r>
+        <w:t xml:space="preserve">s repository limit. This would not impede the artifacts functionality; it just significantly increases time for markers to reproduce results. My supervisor assured that this is not a major concern. </w:t>
+      </w:r>
+    </w:p>
+    <w:p>
+      <w:pPr>
+        <w:jc w:val="both"/>
+      </w:pPr>
+    </w:p>
+    <w:p>
+      <w:pPr>
+        <w:jc w:val="both"/>
+      </w:pPr>
+      <w:r>
+        <w:t>The rest of the meeting focused on the project viva. Here presentation structure, time limit and artefact demonstration were discussed along with marking criteria. Viable dates and timeslots were also agreed on.</w:t>
       </w:r>
     </w:p>
     <w:p>
@@ -19390,7 +19624,7 @@
           <w:noProof w:val="0"/>
         </w:rPr>
       </w:pPr>
-      <w:bookmarkStart w:id="43" w:name="_Toc239170630"/>
+      <w:bookmarkStart w:id="43" w:name="_Toc239268877"/>
       <w:r>
         <w:rPr>
           <w:noProof w:val="0"/>
@@ -19439,6 +19673,9 @@
     </w:p>
     <w:p>
       <w:r>
+        <w:rPr>
+          <w:noProof/>
+        </w:rPr>
         <w:lastRenderedPageBreak/>
         <w:drawing>
           <wp:inline distT="0" distB="0" distL="0" distR="0" wp14:anchorId="48926106" wp14:editId="2E7467B4">
@@ -19456,7 +19693,7 @@
                     <pic:cNvPicPr/>
                   </pic:nvPicPr>
                   <pic:blipFill>
-                    <a:blip r:embed="rId30"/>
+                    <a:blip r:embed="rId31"/>
                     <a:stretch>
                       <a:fillRect/>
                     </a:stretch>
@@ -19479,6 +19716,9 @@
     </w:p>
     <w:p>
       <w:r>
+        <w:rPr>
+          <w:noProof/>
+        </w:rPr>
         <w:drawing>
           <wp:inline distT="0" distB="0" distL="0" distR="0" wp14:anchorId="38F7762E" wp14:editId="3F3C9FF7">
             <wp:extent cx="2988052" cy="4268644"/>
@@ -19495,7 +19735,7 @@
                     <pic:cNvPicPr/>
                   </pic:nvPicPr>
                   <pic:blipFill>
-                    <a:blip r:embed="rId31"/>
+                    <a:blip r:embed="rId32"/>
                     <a:stretch>
                       <a:fillRect/>
                     </a:stretch>
@@ -19518,6 +19758,9 @@
     </w:p>
     <w:p>
       <w:r>
+        <w:rPr>
+          <w:noProof/>
+        </w:rPr>
         <w:drawing>
           <wp:inline distT="0" distB="0" distL="0" distR="0" wp14:anchorId="1271FE82" wp14:editId="701D5E73">
             <wp:extent cx="2932167" cy="4160303"/>
@@ -19534,7 +19777,7 @@
                     <pic:cNvPicPr/>
                   </pic:nvPicPr>
                   <pic:blipFill>
-                    <a:blip r:embed="rId32"/>
+                    <a:blip r:embed="rId33"/>
                     <a:stretch>
                       <a:fillRect/>
                     </a:stretch>
@@ -19557,6 +19800,9 @@
     </w:p>
     <w:p>
       <w:r>
+        <w:rPr>
+          <w:noProof/>
+        </w:rPr>
         <w:drawing>
           <wp:inline distT="0" distB="0" distL="0" distR="0" wp14:anchorId="0CE89389" wp14:editId="50F0E16A">
             <wp:extent cx="2855875" cy="378517"/>
@@ -19573,7 +19819,7 @@
                     <pic:cNvPicPr/>
                   </pic:nvPicPr>
                   <pic:blipFill>
-                    <a:blip r:embed="rId33"/>
+                    <a:blip r:embed="rId34"/>
                     <a:stretch>
                       <a:fillRect/>
                     </a:stretch>
@@ -19601,7 +19847,7 @@
           <w:noProof w:val="0"/>
         </w:rPr>
       </w:pPr>
-      <w:bookmarkStart w:id="44" w:name="_Toc239170631"/>
+      <w:bookmarkStart w:id="44" w:name="_Toc239268878"/>
       <w:r>
         <w:rPr>
           <w:noProof w:val="0"/>
@@ -19661,7 +19907,7 @@
         </w:rPr>
         <w:t xml:space="preserve"> algorithms’, Available from </w:t>
       </w:r>
-      <w:hyperlink r:id="rId34" w:history="1">
+      <w:hyperlink r:id="rId35" w:history="1">
         <w:r>
           <w:rPr>
             <w:rStyle w:val="Hyperlink"/>
@@ -19721,30 +19967,14 @@
         </w:rPr>
         <w:t xml:space="preserve"> in C++/Python. GitHub. Available from </w:t>
       </w:r>
-      <w:hyperlink r:id="rId35" w:tgtFrame="_blank" w:history="1">
+      <w:hyperlink r:id="rId36" w:tgtFrame="_blank" w:history="1">
         <w:r>
           <w:rPr>
             <w:rStyle w:val="Hyperlink"/>
             <w:rFonts w:eastAsia="MS Mincho"/>
             <w:i/>
           </w:rPr>
-          <w:t>https://gith</w:t>
-        </w:r>
-        <w:r>
-          <w:rPr>
-            <w:rStyle w:val="Hyperlink"/>
-            <w:rFonts w:eastAsia="MS Mincho"/>
-            <w:i/>
-          </w:rPr>
-          <w:t>u</w:t>
-        </w:r>
-        <w:r>
-          <w:rPr>
-            <w:rStyle w:val="Hyperlink"/>
-            <w:rFonts w:eastAsia="MS Mincho"/>
-            <w:i/>
-          </w:rPr>
-          <w:t>b.com/spotify/annoy</w:t>
+          <w:t>https://github.com/spotify/annoy</w:t>
         </w:r>
       </w:hyperlink>
       <w:r>
@@ -19807,27 +20037,13 @@
         </w:rPr>
         <w:t xml:space="preserve">, P. (2011) ‘The Million Song Dataset’, in Proceedings of the 12th International Society for Music Information Retrieval Conference (ISMIR 2011). Available from </w:t>
       </w:r>
-      <w:hyperlink r:id="rId36" w:history="1">
+      <w:hyperlink r:id="rId37" w:history="1">
         <w:r>
           <w:rPr>
             <w:rStyle w:val="Hyperlink"/>
             <w:i/>
           </w:rPr>
-          <w:t>http://mi</w:t>
-        </w:r>
-        <w:r>
-          <w:rPr>
-            <w:rStyle w:val="Hyperlink"/>
-            <w:i/>
-          </w:rPr>
-          <w:t>l</w:t>
-        </w:r>
-        <w:r>
-          <w:rPr>
-            <w:rStyle w:val="Hyperlink"/>
-            <w:i/>
-          </w:rPr>
-          <w:t>lionsongdataset.com</w:t>
+          <w:t>http://millionsongdataset.com</w:t>
         </w:r>
       </w:hyperlink>
       <w:r>
@@ -19858,7 +20074,7 @@
         </w:rPr>
         <w:t xml:space="preserve">Corrêa, D. C. and Rodrigues, F. A. (2016) ‘A survey on symbolic data-based music genre classification’, Expert Systems with Applications, Available from </w:t>
       </w:r>
-      <w:hyperlink r:id="rId37" w:history="1">
+      <w:hyperlink r:id="rId38" w:history="1">
         <w:r>
           <w:rPr>
             <w:rStyle w:val="Hyperlink"/>
@@ -19903,7 +20119,7 @@
         <w:lastRenderedPageBreak/>
         <w:t xml:space="preserve">Covington, P., Adams, J. and Sargin, E. (2016) ‘Deep neural networks for recommendations’, Proceedings of the 10th ACM Conference on Recommender Systems, Available from </w:t>
       </w:r>
-      <w:hyperlink r:id="rId38" w:history="1">
+      <w:hyperlink r:id="rId39" w:history="1">
         <w:r>
           <w:rPr>
             <w:rStyle w:val="Hyperlink"/>
@@ -19954,27 +20170,13 @@
         </w:rPr>
         <w:t xml:space="preserve"> version 1.2.0. Available from </w:t>
       </w:r>
-      <w:hyperlink r:id="rId39" w:tgtFrame="_new" w:history="1">
+      <w:hyperlink r:id="rId40" w:tgtFrame="_new" w:history="1">
         <w:r>
           <w:rPr>
             <w:rStyle w:val="Hyperlink"/>
             <w:i/>
           </w:rPr>
-          <w:t>https://mu</w:t>
-        </w:r>
-        <w:r>
-          <w:rPr>
-            <w:rStyle w:val="Hyperlink"/>
-            <w:i/>
-          </w:rPr>
-          <w:t>s</w:t>
-        </w:r>
-        <w:r>
-          <w:rPr>
-            <w:rStyle w:val="Hyperlink"/>
-            <w:i/>
-          </w:rPr>
-          <w:t>icmap.info</w:t>
+          <w:t>https://musicmap.info</w:t>
         </w:r>
       </w:hyperlink>
       <w:r>
@@ -20028,7 +20230,7 @@
         </w:rPr>
         <w:t xml:space="preserve">, M. &amp; Knees, P. (2024). Content-driven music recommendation: Evolution, state of the art, and challenges. Computer Science Review, 51, 100618. Available from </w:t>
       </w:r>
-      <w:hyperlink r:id="rId40" w:anchor="d1e1425" w:history="1">
+      <w:hyperlink r:id="rId41" w:anchor="d1e1425" w:history="1">
         <w:r>
           <w:rPr>
             <w:rStyle w:val="Hyperlink"/>
@@ -20101,30 +20303,129 @@
         </w:rPr>
         <w:t xml:space="preserve">, 269–271 (1959).  Available from </w:t>
       </w:r>
-      <w:hyperlink r:id="rId41" w:history="1">
+      <w:hyperlink r:id="rId42" w:history="1">
         <w:r>
           <w:rPr>
             <w:rStyle w:val="Hyperlink"/>
             <w:rFonts w:eastAsia="MS Mincho"/>
             <w:i/>
           </w:rPr>
-          <w:t>https://link.spring</w:t>
+          <w:t>https://link.springer.com/article/10.1007/BF01386390</w:t>
         </w:r>
+      </w:hyperlink>
+      <w:r>
+        <w:rPr>
+          <w:rFonts w:eastAsia="MS Mincho"/>
+          <w:i/>
+        </w:rPr>
+        <w:t xml:space="preserve"> [Accessed August 23]</w:t>
+      </w:r>
+    </w:p>
+    <w:p>
+      <w:pPr>
+        <w:jc w:val="left"/>
+        <w:rPr>
+          <w:i/>
+        </w:rPr>
+      </w:pPr>
+    </w:p>
+    <w:p>
+      <w:pPr>
+        <w:ind w:left="360"/>
+        <w:jc w:val="left"/>
+        <w:rPr>
+          <w:rFonts w:eastAsia="MS Mincho"/>
+          <w:i/>
+        </w:rPr>
+      </w:pPr>
+      <w:proofErr w:type="spellStart"/>
+      <w:r>
+        <w:rPr>
+          <w:rFonts w:eastAsia="MS Mincho"/>
+          <w:i/>
+        </w:rPr>
+        <w:t>Douze</w:t>
+      </w:r>
+      <w:proofErr w:type="spellEnd"/>
+      <w:r>
+        <w:rPr>
+          <w:rFonts w:eastAsia="MS Mincho"/>
+          <w:i/>
+        </w:rPr>
+        <w:t xml:space="preserve">, M., </w:t>
+      </w:r>
+      <w:proofErr w:type="spellStart"/>
+      <w:r>
+        <w:rPr>
+          <w:rFonts w:eastAsia="MS Mincho"/>
+          <w:i/>
+        </w:rPr>
+        <w:t>Guzhva</w:t>
+      </w:r>
+      <w:proofErr w:type="spellEnd"/>
+      <w:r>
+        <w:rPr>
+          <w:rFonts w:eastAsia="MS Mincho"/>
+          <w:i/>
+        </w:rPr>
+        <w:t xml:space="preserve">, A., Deng, C., Johnson, J., </w:t>
+      </w:r>
+      <w:proofErr w:type="spellStart"/>
+      <w:r>
+        <w:rPr>
+          <w:rFonts w:eastAsia="MS Mincho"/>
+          <w:i/>
+        </w:rPr>
+        <w:t>Szilvasy</w:t>
+      </w:r>
+      <w:proofErr w:type="spellEnd"/>
+      <w:r>
+        <w:rPr>
+          <w:rFonts w:eastAsia="MS Mincho"/>
+          <w:i/>
+        </w:rPr>
+        <w:t xml:space="preserve">, G., Mazaré, P.-E., Lomeli, M., Hosseini, L. and Jégou, H. (2024) ‘The </w:t>
+      </w:r>
+      <w:proofErr w:type="spellStart"/>
+      <w:r>
+        <w:rPr>
+          <w:rFonts w:eastAsia="MS Mincho"/>
+          <w:i/>
+        </w:rPr>
+        <w:t>Faiss</w:t>
+      </w:r>
+      <w:proofErr w:type="spellEnd"/>
+      <w:r>
+        <w:rPr>
+          <w:rFonts w:eastAsia="MS Mincho"/>
+          <w:i/>
+        </w:rPr>
+        <w:t xml:space="preserve"> library’. </w:t>
+      </w:r>
+      <w:proofErr w:type="spellStart"/>
+      <w:r>
+        <w:rPr>
+          <w:rFonts w:eastAsia="MS Mincho"/>
+          <w:i/>
+        </w:rPr>
+        <w:t>arXiv</w:t>
+      </w:r>
+      <w:proofErr w:type="spellEnd"/>
+      <w:r>
+        <w:rPr>
+          <w:rFonts w:eastAsia="MS Mincho"/>
+          <w:i/>
+        </w:rPr>
+        <w:t xml:space="preserve">. Available from </w:t>
+      </w:r>
+      <w:hyperlink r:id="rId43" w:tgtFrame="_blank" w:history="1">
         <w:r>
           <w:rPr>
             <w:rStyle w:val="Hyperlink"/>
             <w:rFonts w:eastAsia="MS Mincho"/>
             <w:i/>
           </w:rPr>
-          <w:t>e</w:t>
-        </w:r>
-        <w:r>
-          <w:rPr>
-            <w:rStyle w:val="Hyperlink"/>
-            <w:rFonts w:eastAsia="MS Mincho"/>
-            <w:i/>
-          </w:rPr>
-          <w:t>r.com/article/10.1007/BF01386390</w:t>
+          <w:t>https://arxiv.org/abs/2401.08281</w:t>
         </w:r>
       </w:hyperlink>
       <w:r>
@@ -20132,7 +20433,7 @@
           <w:rFonts w:eastAsia="MS Mincho"/>
           <w:i/>
         </w:rPr>
-        <w:t xml:space="preserve"> [Accessed August 23]</w:t>
+        <w:t xml:space="preserve"> [Accessed 20 June 2026]</w:t>
       </w:r>
     </w:p>
     <w:p>
@@ -20148,163 +20449,16 @@
         <w:ind w:left="360"/>
         <w:jc w:val="left"/>
         <w:rPr>
-          <w:rFonts w:eastAsia="MS Mincho"/>
           <w:i/>
         </w:rPr>
       </w:pPr>
-      <w:proofErr w:type="spellStart"/>
-      <w:r>
-        <w:rPr>
-          <w:rFonts w:eastAsia="MS Mincho"/>
+      <w:r>
+        <w:rPr>
           <w:i/>
         </w:rPr>
-        <w:t>Douze</w:t>
-      </w:r>
-      <w:proofErr w:type="spellEnd"/>
-      <w:r>
-        <w:rPr>
-          <w:rFonts w:eastAsia="MS Mincho"/>
-          <w:i/>
-        </w:rPr>
-        <w:t xml:space="preserve">, M., </w:t>
-      </w:r>
-      <w:proofErr w:type="spellStart"/>
-      <w:r>
-        <w:rPr>
-          <w:rFonts w:eastAsia="MS Mincho"/>
-          <w:i/>
-        </w:rPr>
-        <w:t>Guzhva</w:t>
-      </w:r>
-      <w:proofErr w:type="spellEnd"/>
-      <w:r>
-        <w:rPr>
-          <w:rFonts w:eastAsia="MS Mincho"/>
-          <w:i/>
-        </w:rPr>
-        <w:t xml:space="preserve">, A., Deng, C., Johnson, J., </w:t>
-      </w:r>
-      <w:proofErr w:type="spellStart"/>
-      <w:r>
-        <w:rPr>
-          <w:rFonts w:eastAsia="MS Mincho"/>
-          <w:i/>
-        </w:rPr>
-        <w:t>Szilvasy</w:t>
-      </w:r>
-      <w:proofErr w:type="spellEnd"/>
-      <w:r>
-        <w:rPr>
-          <w:rFonts w:eastAsia="MS Mincho"/>
-          <w:i/>
-        </w:rPr>
-        <w:t xml:space="preserve">, G., Mazaré, P.-E., Lomeli, M., Hosseini, L. and Jégou, H. (2024) ‘The </w:t>
-      </w:r>
-      <w:proofErr w:type="spellStart"/>
-      <w:r>
-        <w:rPr>
-          <w:rFonts w:eastAsia="MS Mincho"/>
-          <w:i/>
-        </w:rPr>
-        <w:t>Faiss</w:t>
-      </w:r>
-      <w:proofErr w:type="spellEnd"/>
-      <w:r>
-        <w:rPr>
-          <w:rFonts w:eastAsia="MS Mincho"/>
-          <w:i/>
-        </w:rPr>
-        <w:t xml:space="preserve"> library’. </w:t>
-      </w:r>
-      <w:proofErr w:type="spellStart"/>
-      <w:r>
-        <w:rPr>
-          <w:rFonts w:eastAsia="MS Mincho"/>
-          <w:i/>
-        </w:rPr>
-        <w:t>arXiv</w:t>
-      </w:r>
-      <w:proofErr w:type="spellEnd"/>
-      <w:r>
-        <w:rPr>
-          <w:rFonts w:eastAsia="MS Mincho"/>
-          <w:i/>
-        </w:rPr>
-        <w:t xml:space="preserve">. Available from </w:t>
-      </w:r>
-      <w:hyperlink r:id="rId42" w:tgtFrame="_blank" w:history="1">
-        <w:r>
-          <w:rPr>
-            <w:rStyle w:val="Hyperlink"/>
-            <w:rFonts w:eastAsia="MS Mincho"/>
-            <w:i/>
-          </w:rPr>
-          <w:t>https://arxiv.org/abs/240</w:t>
-        </w:r>
-        <w:r>
-          <w:rPr>
-            <w:rStyle w:val="Hyperlink"/>
-            <w:rFonts w:eastAsia="MS Mincho"/>
-            <w:i/>
-          </w:rPr>
-          <w:t>1</w:t>
-        </w:r>
-        <w:r>
-          <w:rPr>
-            <w:rStyle w:val="Hyperlink"/>
-            <w:rFonts w:eastAsia="MS Mincho"/>
-            <w:i/>
-          </w:rPr>
-          <w:t>.082</w:t>
-        </w:r>
-        <w:r>
-          <w:rPr>
-            <w:rStyle w:val="Hyperlink"/>
-            <w:rFonts w:eastAsia="MS Mincho"/>
-            <w:i/>
-          </w:rPr>
-          <w:t>8</w:t>
-        </w:r>
-        <w:r>
-          <w:rPr>
-            <w:rStyle w:val="Hyperlink"/>
-            <w:rFonts w:eastAsia="MS Mincho"/>
-            <w:i/>
-          </w:rPr>
-          <w:t>1</w:t>
-        </w:r>
-      </w:hyperlink>
-      <w:r>
-        <w:rPr>
-          <w:rFonts w:eastAsia="MS Mincho"/>
-          <w:i/>
-        </w:rPr>
-        <w:t xml:space="preserve"> [Accessed 20 June 2026]</w:t>
-      </w:r>
-    </w:p>
-    <w:p>
-      <w:pPr>
-        <w:jc w:val="left"/>
-        <w:rPr>
-          <w:i/>
-        </w:rPr>
-      </w:pPr>
-    </w:p>
-    <w:p>
-      <w:pPr>
-        <w:ind w:left="360"/>
-        <w:jc w:val="left"/>
-        <w:rPr>
-          <w:i/>
-        </w:rPr>
-      </w:pPr>
-      <w:r>
-        <w:rPr>
-          <w:i/>
-        </w:rPr>
         <w:t xml:space="preserve">Downie, J.S. (2003), Music information retrieval. Ann. Rev. Info. Sci. Tech., 37: 295-340. Available from </w:t>
       </w:r>
-      <w:hyperlink r:id="rId43" w:history="1">
+      <w:hyperlink r:id="rId44" w:history="1">
         <w:r>
           <w:rPr>
             <w:rStyle w:val="Hyperlink"/>
@@ -20365,7 +20519,7 @@
         </w:rPr>
         <w:t xml:space="preserve"> 120, pp. 975–1003 Available from </w:t>
       </w:r>
-      <w:hyperlink r:id="rId44" w:anchor="full-text" w:history="1">
+      <w:hyperlink r:id="rId45" w:anchor="full-text" w:history="1">
         <w:r>
           <w:rPr>
             <w:rStyle w:val="Hyperlink"/>
@@ -20470,7 +20624,7 @@
         </w:rPr>
         <w:t xml:space="preserve">, 358–386. Available from </w:t>
       </w:r>
-      <w:hyperlink r:id="rId45" w:history="1">
+      <w:hyperlink r:id="rId46" w:history="1">
         <w:r>
           <w:rPr>
             <w:rStyle w:val="Hyperlink"/>
@@ -20517,7 +20671,7 @@
         </w:rPr>
         <w:t xml:space="preserve">Krumhansl, C.L. (1990) Cognitive Foundations of Musical Pitch. New York: Oxford University Press. Available from </w:t>
       </w:r>
-      <w:hyperlink r:id="rId46" w:history="1">
+      <w:hyperlink r:id="rId47" w:history="1">
         <w:r>
           <w:rPr>
             <w:rStyle w:val="Hyperlink"/>
@@ -20601,7 +20755,7 @@
         </w:rPr>
         <w:t xml:space="preserve">retrieval’ ACM International Conference Proceeding Series. Available from: </w:t>
       </w:r>
-      <w:hyperlink r:id="rId47" w:anchor="full-text" w:history="1">
+      <w:hyperlink r:id="rId48" w:anchor="full-text" w:history="1">
         <w:r>
           <w:rPr>
             <w:rStyle w:val="Hyperlink"/>
@@ -20662,7 +20816,7 @@
         </w:rPr>
         <w:t xml:space="preserve">IEEE Transactions on Pattern Analysis and Machine Intelligence, Available from </w:t>
       </w:r>
-      <w:hyperlink r:id="rId48" w:history="1">
+      <w:hyperlink r:id="rId49" w:history="1">
         <w:r>
           <w:rPr>
             <w:rStyle w:val="Hyperlink"/>
@@ -20706,30 +20860,14 @@
         </w:rPr>
         <w:t xml:space="preserve">Manning, C.D., Raghavan, P. and Schütze, H. (2008) Introduction to Information Retrieval. Cambridge: Cambridge University Press. Available from </w:t>
       </w:r>
-      <w:hyperlink r:id="rId49" w:tgtFrame="_blank" w:history="1">
+      <w:hyperlink r:id="rId50" w:tgtFrame="_blank" w:history="1">
         <w:r>
           <w:rPr>
             <w:rStyle w:val="Hyperlink"/>
             <w:rFonts w:eastAsia="MS Mincho"/>
             <w:i/>
           </w:rPr>
-          <w:t>https://nlp.stanford.edu/IR-b</w:t>
-        </w:r>
-        <w:r>
-          <w:rPr>
-            <w:rStyle w:val="Hyperlink"/>
-            <w:rFonts w:eastAsia="MS Mincho"/>
-            <w:i/>
-          </w:rPr>
-          <w:t>o</w:t>
-        </w:r>
-        <w:r>
-          <w:rPr>
-            <w:rStyle w:val="Hyperlink"/>
-            <w:rFonts w:eastAsia="MS Mincho"/>
-            <w:i/>
-          </w:rPr>
-          <w:t>ok/</w:t>
+          <w:t>https://nlp.stanford.edu/IR-book/</w:t>
         </w:r>
       </w:hyperlink>
       <w:r>
@@ -20770,27 +20908,13 @@
         </w:rPr>
         <w:t xml:space="preserve"> G (2014) Every Noise at Once – Genre Map. Available from </w:t>
       </w:r>
-      <w:hyperlink r:id="rId50" w:tgtFrame="_new" w:history="1">
+      <w:hyperlink r:id="rId51" w:tgtFrame="_new" w:history="1">
         <w:r>
           <w:rPr>
             <w:rStyle w:val="Hyperlink"/>
             <w:i/>
           </w:rPr>
-          <w:t>https://everynoise.com/engenr</w:t>
-        </w:r>
-        <w:r>
-          <w:rPr>
-            <w:rStyle w:val="Hyperlink"/>
-            <w:i/>
-          </w:rPr>
-          <w:t>e</w:t>
-        </w:r>
-        <w:r>
-          <w:rPr>
-            <w:rStyle w:val="Hyperlink"/>
-            <w:i/>
-          </w:rPr>
-          <w:t>map.html</w:t>
+          <w:t>https://everynoise.com/engenremap.html</w:t>
         </w:r>
       </w:hyperlink>
       <w:r>
@@ -20825,7 +20949,7 @@
         </w:rPr>
         <w:t xml:space="preserve">OpenAI (2026) ChatGPT [Large language model]. Available from </w:t>
       </w:r>
-      <w:hyperlink r:id="rId51" w:tgtFrame="_blank" w:history="1">
+      <w:hyperlink r:id="rId52" w:tgtFrame="_blank" w:history="1">
         <w:r>
           <w:rPr>
             <w:rStyle w:val="Hyperlink"/>
@@ -20886,7 +21010,7 @@
         </w:rPr>
         <w:t xml:space="preserve">. Available from </w:t>
       </w:r>
-      <w:hyperlink r:id="rId52" w:anchor="full-text" w:history="1">
+      <w:hyperlink r:id="rId53" w:anchor="full-text" w:history="1">
         <w:r>
           <w:rPr>
             <w:rStyle w:val="Hyperlink"/>
@@ -20931,7 +21055,7 @@
         </w:rPr>
         <w:t xml:space="preserve">Raffel, C. (2016) ‘Learning-based methods for comparing sequences, with applications to audio-to-MIDI alignment and matching’ PhD Thesis, Columbia University. Available from </w:t>
       </w:r>
-      <w:hyperlink r:id="rId53" w:history="1">
+      <w:hyperlink r:id="rId54" w:history="1">
         <w:r>
           <w:rPr>
             <w:rStyle w:val="Hyperlink"/>
@@ -20972,30 +21096,72 @@
         </w:rPr>
         <w:t xml:space="preserve">Spotify (2026) ‘About Spotify’, Spotify Newsroom. Available from </w:t>
       </w:r>
-      <w:hyperlink r:id="rId54" w:history="1">
+      <w:hyperlink r:id="rId55" w:history="1">
         <w:r>
           <w:rPr>
             <w:rStyle w:val="Hyperlink"/>
             <w:rFonts w:eastAsia="MS Mincho"/>
             <w:i/>
           </w:rPr>
-          <w:t>https://newsroom</w:t>
+          <w:t>https://newsroom.spotify.com/company-info/</w:t>
         </w:r>
+      </w:hyperlink>
+      <w:r>
+        <w:rPr>
+          <w:rFonts w:eastAsia="MS Mincho"/>
+          <w:i/>
+        </w:rPr>
+        <w:t xml:space="preserve"> [Accessed 12 August 2026]</w:t>
+      </w:r>
+    </w:p>
+    <w:p>
+      <w:pPr>
+        <w:pStyle w:val="ListParagraph"/>
+        <w:jc w:val="left"/>
+        <w:rPr>
+          <w:rFonts w:eastAsia="MS Mincho"/>
+          <w:i/>
+        </w:rPr>
+      </w:pPr>
+    </w:p>
+    <w:p>
+      <w:pPr>
+        <w:ind w:left="360"/>
+        <w:jc w:val="left"/>
+        <w:rPr>
+          <w:rFonts w:eastAsia="MS Mincho"/>
+          <w:i/>
+        </w:rPr>
+      </w:pPr>
+      <w:r>
+        <w:rPr>
+          <w:rFonts w:eastAsia="MS Mincho"/>
+          <w:i/>
+        </w:rPr>
+        <w:t xml:space="preserve">Spotify Engineering (2020) ‘For Your Ears Only: Personalizing Spotify Home with Machine Learning’, Spotify Engineering, 16 January. Available </w:t>
+      </w:r>
+      <w:r>
+        <w:rPr>
+          <w:rFonts w:eastAsia="MS Mincho"/>
+          <w:i/>
+        </w:rPr>
+        <w:t>from</w:t>
+      </w:r>
+      <w:r>
+        <w:rPr>
+          <w:rFonts w:eastAsia="MS Mincho"/>
+          <w:i/>
+        </w:rPr>
+        <w:t xml:space="preserve"> </w:t>
+      </w:r>
+      <w:hyperlink r:id="rId56" w:tgtFrame="_blank" w:history="1">
         <w:r>
           <w:rPr>
             <w:rStyle w:val="Hyperlink"/>
             <w:rFonts w:eastAsia="MS Mincho"/>
             <w:i/>
           </w:rPr>
-          <w:t>.</w:t>
-        </w:r>
-        <w:r>
-          <w:rPr>
-            <w:rStyle w:val="Hyperlink"/>
-            <w:rFonts w:eastAsia="MS Mincho"/>
-            <w:i/>
-          </w:rPr>
-          <w:t>spotify.com/company-info/</w:t>
+          <w:t>https://engineering.atspotify.com/2020/1/for-your-ears-only-personalizing-spotify-home-with-machine-learning</w:t>
         </w:r>
       </w:hyperlink>
       <w:r>
@@ -21003,102 +21169,21 @@
           <w:rFonts w:eastAsia="MS Mincho"/>
           <w:i/>
         </w:rPr>
-        <w:t xml:space="preserve"> [Accessed 12 August 2026]</w:t>
-      </w:r>
-    </w:p>
-    <w:p>
-      <w:pPr>
-        <w:pStyle w:val="ListParagraph"/>
-        <w:jc w:val="left"/>
+        <w:t xml:space="preserve"> </w:t>
+      </w:r>
+      <w:r>
         <w:rPr>
           <w:rFonts w:eastAsia="MS Mincho"/>
           <w:i/>
         </w:rPr>
-      </w:pPr>
-    </w:p>
-    <w:p>
-      <w:pPr>
-        <w:ind w:left="360"/>
-        <w:jc w:val="left"/>
+        <w:t>[</w:t>
+      </w:r>
+      <w:r>
         <w:rPr>
           <w:rFonts w:eastAsia="MS Mincho"/>
           <w:i/>
         </w:rPr>
-      </w:pPr>
-      <w:r>
-        <w:rPr>
-          <w:rFonts w:eastAsia="MS Mincho"/>
-          <w:i/>
-        </w:rPr>
-        <w:t xml:space="preserve">Spotify Engineering (2020) ‘For Your Ears Only: Personalizing Spotify Home with Machine Learning’, Spotify Engineering, 16 January. Available </w:t>
-      </w:r>
-      <w:r>
-        <w:rPr>
-          <w:rFonts w:eastAsia="MS Mincho"/>
-          <w:i/>
-        </w:rPr>
-        <w:t>from</w:t>
-      </w:r>
-      <w:r>
-        <w:rPr>
-          <w:rFonts w:eastAsia="MS Mincho"/>
-          <w:i/>
-        </w:rPr>
-        <w:t xml:space="preserve"> </w:t>
-      </w:r>
-      <w:hyperlink r:id="rId55" w:tgtFrame="_blank" w:history="1">
-        <w:r>
-          <w:rPr>
-            <w:rStyle w:val="Hyperlink"/>
-            <w:rFonts w:eastAsia="MS Mincho"/>
-            <w:i/>
-          </w:rPr>
-          <w:t>https://engineering.atspotify.com/2020/1/for-your-ears-only-personalizing-spotify-home-with-ma</w:t>
-        </w:r>
-        <w:r>
-          <w:rPr>
-            <w:rStyle w:val="Hyperlink"/>
-            <w:rFonts w:eastAsia="MS Mincho"/>
-            <w:i/>
-          </w:rPr>
-          <w:t>c</w:t>
-        </w:r>
-        <w:r>
-          <w:rPr>
-            <w:rStyle w:val="Hyperlink"/>
-            <w:rFonts w:eastAsia="MS Mincho"/>
-            <w:i/>
-          </w:rPr>
-          <w:t>hine-learning</w:t>
-        </w:r>
-      </w:hyperlink>
-      <w:r>
-        <w:rPr>
-          <w:rFonts w:eastAsia="MS Mincho"/>
-          <w:i/>
-        </w:rPr>
-        <w:t xml:space="preserve"> </w:t>
-      </w:r>
-      <w:r>
-        <w:rPr>
-          <w:rFonts w:eastAsia="MS Mincho"/>
-          <w:i/>
-        </w:rPr>
-        <w:t>[</w:t>
-      </w:r>
-      <w:r>
-        <w:rPr>
-          <w:rFonts w:eastAsia="MS Mincho"/>
-          <w:i/>
-        </w:rPr>
-        <w:t xml:space="preserve">Accessed </w:t>
-      </w:r>
-      <w:r>
-        <w:rPr>
-          <w:rFonts w:eastAsia="MS Mincho"/>
-          <w:i/>
-        </w:rPr>
-        <w:t>15 May 2026</w:t>
+        <w:t>Accessed 15 May 2026</w:t>
       </w:r>
       <w:r>
         <w:rPr>
@@ -21149,7 +21234,7 @@
         </w:rPr>
         <w:t xml:space="preserve">. Available from </w:t>
       </w:r>
-      <w:hyperlink r:id="rId56" w:history="1">
+      <w:hyperlink r:id="rId57" w:history="1">
         <w:r>
           <w:rPr>
             <w:rStyle w:val="Hyperlink"/>
@@ -21190,14 +21275,14 @@
           <w:rFonts w:eastAsia="MS Mincho"/>
           <w:i/>
         </w:rPr>
-        <w:t>Weber, R., Schek, H.-J. and Blott, S. (1998) ‘A quantitative analysis and performance study for similarity-search methods in high-dimensional spaces’, Proceedings of the 24th International Conference on Very Large Data Bases (VLDB),</w:t>
+        <w:t xml:space="preserve">Weber, R., Schek, H.-J. and Blott, S. (1998) ‘A quantitative analysis and performance study for similarity-search methods in high-dimensional spaces’, Proceedings of the 24th International Conference on Very </w:t>
       </w:r>
       <w:r>
         <w:rPr>
           <w:rFonts w:eastAsia="MS Mincho"/>
           <w:i/>
         </w:rPr>
-        <w:t xml:space="preserve"> </w:t>
+        <w:t xml:space="preserve">Large Data Bases (VLDB), </w:t>
       </w:r>
       <w:r>
         <w:rPr>
@@ -21206,7 +21291,7 @@
         </w:rPr>
         <w:t xml:space="preserve">Available from </w:t>
       </w:r>
-      <w:hyperlink r:id="rId57" w:history="1">
+      <w:hyperlink r:id="rId58" w:history="1">
         <w:r>
           <w:rPr>
             <w:rStyle w:val="Hyperlink"/>
@@ -21257,37 +21342,6 @@
     </w:p>
     <w:p>
       <w:pPr>
-        <w:jc w:val="left"/>
-        <w:rPr>
-          <w:b/>
-          <w:bCs/>
-          <w:sz w:val="16"/>
-          <w:szCs w:val="16"/>
-        </w:rPr>
-      </w:pPr>
-      <w:r>
-        <w:rPr>
-          <w:b/>
-          <w:bCs/>
-          <w:sz w:val="16"/>
-          <w:szCs w:val="16"/>
-        </w:rPr>
-        <w:t>Still to Do:</w:t>
-      </w:r>
-    </w:p>
-    <w:p>
-      <w:pPr>
-        <w:jc w:val="left"/>
-        <w:rPr>
-          <w:b/>
-          <w:bCs/>
-          <w:sz w:val="16"/>
-          <w:szCs w:val="16"/>
-        </w:rPr>
-      </w:pPr>
-    </w:p>
-    <w:p>
-      <w:pPr>
         <w:pStyle w:val="ListParagraph"/>
         <w:numPr>
           <w:ilvl w:val="0"/>
@@ -21298,129 +21352,8 @@
           <w:sz w:val="16"/>
           <w:szCs w:val="16"/>
         </w:rPr>
-      </w:pPr>
-      <w:r>
-        <w:rPr>
-          <w:sz w:val="16"/>
-          <w:szCs w:val="16"/>
-        </w:rPr>
-        <w:t>Clean repo- write READMEs</w:t>
-      </w:r>
-    </w:p>
-    <w:p>
-      <w:pPr>
-        <w:pStyle w:val="ListParagraph"/>
-        <w:numPr>
-          <w:ilvl w:val="0"/>
-          <w:numId w:val="8"/>
-        </w:numPr>
-        <w:jc w:val="left"/>
-        <w:rPr>
-          <w:sz w:val="16"/>
-          <w:szCs w:val="16"/>
-        </w:rPr>
-      </w:pPr>
-      <w:r>
-        <w:rPr>
-          <w:sz w:val="16"/>
-          <w:szCs w:val="16"/>
-        </w:rPr>
-        <w:t>Clean up code, comment, docstring where missing etc</w:t>
-      </w:r>
-    </w:p>
-    <w:p>
-      <w:pPr>
-        <w:pStyle w:val="ListParagraph"/>
-        <w:numPr>
-          <w:ilvl w:val="0"/>
-          <w:numId w:val="8"/>
-        </w:numPr>
-        <w:jc w:val="left"/>
-        <w:rPr>
-          <w:sz w:val="16"/>
-          <w:szCs w:val="16"/>
-        </w:rPr>
-      </w:pPr>
-      <w:r>
-        <w:rPr>
-          <w:sz w:val="16"/>
-          <w:szCs w:val="16"/>
-        </w:rPr>
-        <w:t xml:space="preserve">Look over run code, commit zip, make sure </w:t>
-      </w:r>
-      <w:proofErr w:type="spellStart"/>
-      <w:r>
-        <w:rPr>
-          <w:sz w:val="16"/>
-          <w:szCs w:val="16"/>
-        </w:rPr>
-        <w:t>marler</w:t>
-      </w:r>
-      <w:proofErr w:type="spellEnd"/>
-      <w:r>
-        <w:rPr>
-          <w:sz w:val="16"/>
-          <w:szCs w:val="16"/>
-        </w:rPr>
-        <w:t xml:space="preserve"> can easily get app up</w:t>
-      </w:r>
-    </w:p>
-    <w:p>
-      <w:pPr>
-        <w:pStyle w:val="ListParagraph"/>
-        <w:numPr>
-          <w:ilvl w:val="0"/>
-          <w:numId w:val="8"/>
-        </w:numPr>
-        <w:jc w:val="left"/>
-        <w:rPr>
-          <w:sz w:val="16"/>
-          <w:szCs w:val="16"/>
-        </w:rPr>
-      </w:pPr>
-      <w:r>
-        <w:rPr>
-          <w:sz w:val="16"/>
-          <w:szCs w:val="16"/>
-        </w:rPr>
-        <w:t>Spellcheck weight exploration notebook</w:t>
-      </w:r>
-    </w:p>
-    <w:p>
-      <w:pPr>
-        <w:pStyle w:val="ListParagraph"/>
-        <w:numPr>
-          <w:ilvl w:val="0"/>
-          <w:numId w:val="8"/>
-        </w:numPr>
-        <w:jc w:val="left"/>
-        <w:rPr>
-          <w:sz w:val="16"/>
-          <w:szCs w:val="16"/>
-        </w:rPr>
-      </w:pPr>
-      <w:r>
-        <w:rPr>
-          <w:sz w:val="16"/>
-          <w:szCs w:val="16"/>
-        </w:rPr>
-        <w:t>Final testing on new machine???</w:t>
-      </w:r>
-    </w:p>
-    <w:p>
-      <w:pPr>
-        <w:pStyle w:val="ListParagraph"/>
-        <w:numPr>
-          <w:ilvl w:val="0"/>
-          <w:numId w:val="8"/>
-        </w:numPr>
-        <w:jc w:val="left"/>
-        <w:rPr>
-          <w:sz w:val="16"/>
-          <w:szCs w:val="16"/>
-        </w:rPr>
         <w:sectPr>
-          <w:footerReference w:type="first" r:id="rId58"/>
+          <w:footerReference w:type="first" r:id="rId59"/>
           <w:pgSz w:w="11909" w:h="16834" w:code="9"/>
           <w:pgMar w:top="1080" w:right="734" w:bottom="2434" w:left="734" w:header="720" w:footer="720" w:gutter="0"/>
           <w:pgNumType w:start="1"/>
@@ -24242,6 +24175,7 @@
   <w:style w:type="character" w:default="1" w:styleId="DefaultParagraphFont">
     <w:name w:val="Default Paragraph Font"/>
     <w:uiPriority w:val="1"/>
+    <w:semiHidden/>
     <w:unhideWhenUsed/>
   </w:style>
   <w:style w:type="table" w:default="1" w:styleId="TableNormal">
